--- a/Kundalik_daftari_Jorayev_Akbar.docx
+++ b/Kundalik_daftari_Jorayev_Akbar.docx
@@ -1014,7 +1014,7 @@
                 <w:szCs w:val="20"/>
                 <w:lang w:val="en-US"/>
               </w:rPr>
-              <w:t xml:space="preserve">Korxonaning Classroom Pack ta’lim paketi, biznes modeli, bozor imkoniyatlari va hamkorlik tizimi bilan tanishish.</w:t>
+              <w:t xml:space="preserve">Classroom Pack ta’lim paketi, Coding Drone DIY o‘quv droni, korxonaning biznes modeli va O‘zbekiston UAV qonunchiligiga muvofiqlik talablarini o‘rganish.</w:t>
             </w:r>
           </w:p>
         </w:tc>
@@ -1161,7 +1161,7 @@
                 <w:szCs w:val="20"/>
                 <w:lang w:val="en-US"/>
               </w:rPr>
-              <w:t xml:space="preserve">Coding Drone DIY o‘quv dronining texnik xususiyatlari, xavfsizlik talablari va O‘zbekiston UAV qonunchiligiga muvofiqligini o‘rganish.</w:t>
+              <w:t xml:space="preserve">Mavjud tasvirlar to‘plamini va oldingi model o‘qitish urinishini tahlil qilish, yo‘l qo‘yilgan kamchiliklarni aniqlash.</w:t>
             </w:r>
           </w:p>
         </w:tc>
@@ -1308,7 +1308,7 @@
                 <w:szCs w:val="20"/>
                 <w:lang w:val="en-US"/>
               </w:rPr>
-              <w:t xml:space="preserve">Dron tasvirlarini kompyuter ko‘rish usullari yordamida tahlil qilish asoslari va YOLO oilasidagi obyekt aniqlash modellarini o‘rganish.</w:t>
+              <w:t xml:space="preserve">Ma’lumotlar to‘plamini yettita tuzilmaviy mezon bo‘yicha tekshiruvchi audit vositasini o‘rganish va uni to‘plamda ishga tushirish.</w:t>
             </w:r>
           </w:p>
         </w:tc>
@@ -1455,7 +1455,7 @@
                 <w:szCs w:val="20"/>
                 <w:lang w:val="en-US"/>
               </w:rPr>
-              <w:t xml:space="preserve">Shamol turbinasi kurakchalaridagi nuqsonlar bo‘yicha tasvirlar to‘plamini Roboflow platformasida tayyorlash va YOLO formatida eksport qilish.</w:t>
+              <w:t xml:space="preserve">To‘plamni qayta qurish: guruhga asoslangan bo‘linish, ko‘pburchaklarni chegaralovchi ramkaga aylantirish va manfiy namunalarni hisobga olish.</w:t>
             </w:r>
           </w:p>
         </w:tc>
@@ -1602,7 +1602,7 @@
                 <w:szCs w:val="20"/>
                 <w:lang w:val="en-US"/>
               </w:rPr>
-              <w:t xml:space="preserve">Ma’lumotlar to‘plamini tahlil qilish: bo‘linmalar, sinflar taqsimoti, annotatsiya formatlari va sifat muammolarini aniqlash.</w:t>
+              <w:t xml:space="preserve">Tasvir sifati auditini o‘tkazish: Laplas dispersiyasi bo‘yicha ravshanlikni baholash va farq xeshi orqali takroriy kadrlarni yo‘qotish.</w:t>
             </w:r>
           </w:p>
         </w:tc>
@@ -1639,7 +1639,7 @@
                 <w:szCs w:val="20"/>
                 <w:lang w:val="en-US"/>
               </w:rPr>
-              <w:t xml:space="preserve">16 soat</w:t>
+              <w:t xml:space="preserve">8 soat</w:t>
             </w:r>
           </w:p>
         </w:tc>
@@ -1749,7 +1749,7 @@
                 <w:szCs w:val="20"/>
                 <w:lang w:val="en-US"/>
               </w:rPr>
-              <w:t xml:space="preserve">Kaggle bulut muhitida grafik protsessorli o‘qitish stendini sozlash, Ultralytics kutubxonasini o‘rnatish va o‘qitish parametrlarini belgilash.</w:t>
+              <w:t xml:space="preserve">O‘qitish konfiguratsiyasini alohida versiyalanadigan skriptga chiqarish va modelni 960 piksel o‘lchamda qayta o‘qitish.</w:t>
             </w:r>
           </w:p>
         </w:tc>
@@ -1786,7 +1786,7 @@
                 <w:szCs w:val="20"/>
                 <w:lang w:val="en-US"/>
               </w:rPr>
-              <w:t xml:space="preserve">16 soat</w:t>
+              <w:t xml:space="preserve">24 soat</w:t>
             </w:r>
           </w:p>
         </w:tc>
@@ -1896,7 +1896,7 @@
                 <w:szCs w:val="20"/>
                 <w:lang w:val="en-US"/>
               </w:rPr>
-              <w:t xml:space="preserve">YOLOv8m modelini o‘qitish, jarayonni kuzatish, uzilishlar sabablarini tahlil qilish va natijalarni baholash.</w:t>
+              <w:t xml:space="preserve">Modelni har bir sinf bo‘yicha alohida baholash, soxta ijobiy natijalarni tekshirish va aniqlangan jiddiy kamchilikning sabablarini tahlil qilish.</w:t>
             </w:r>
           </w:p>
         </w:tc>
@@ -1933,7 +1933,7 @@
                 <w:szCs w:val="20"/>
                 <w:lang w:val="en-US"/>
               </w:rPr>
-              <w:t xml:space="preserve">32 soat</w:t>
+              <w:t xml:space="preserve">16 soat</w:t>
             </w:r>
           </w:p>
         </w:tc>
@@ -2043,7 +2043,7 @@
                 <w:szCs w:val="20"/>
                 <w:lang w:val="en-US"/>
               </w:rPr>
-              <w:t xml:space="preserve">O‘qitilgan model asosida sinov tasvirlarida nuqsonlarni aniqlash, natijalarni vizualizatsiya qilish va jiddiylik darajasini baholash.</w:t>
+              <w:t xml:space="preserve">Modelni ONNX formatiga eksport qilish, int8 kvantlash va dekoder muvofiqligini tasdiqlovchi avtomatik testni yozish.</w:t>
             </w:r>
           </w:p>
         </w:tc>
@@ -2190,7 +2190,7 @@
                 <w:szCs w:val="20"/>
                 <w:lang w:val="en-US"/>
               </w:rPr>
-              <w:t xml:space="preserve">Python va ReportLab kutubxonasi yordamida avtomatik texnik xulosa hujjatini shakllantiruvchi dastur ishlab chiqish.</w:t>
+              <w:t xml:space="preserve">Brauzerda ishlaydigan tahlil ilovasini ishlab chiqish: model manifesti, yo‘naltiruvchi klassifikator, jiddiylik bahosi, video kadrlarini tanlash va bosma hisobot.</w:t>
             </w:r>
           </w:p>
         </w:tc>
@@ -2337,7 +2337,7 @@
                 <w:szCs w:val="20"/>
                 <w:lang w:val="en-US"/>
               </w:rPr>
-              <w:t xml:space="preserve">O‘qituvchilar uchun o‘quv materiallari, trenerlarni tayyorlash dasturi va texnik xizmat tizimini shakllantirish bo‘yicha muhokamalarda ishtirok etish.</w:t>
+              <w:t xml:space="preserve">Jonli kuzatuv va alanga aniqlash modullari, yer stansiyasi konveyeri, xavfsizlik cheklovlari hamda uzluksiz integratsiya tizimini o‘rganish.</w:t>
             </w:r>
           </w:p>
         </w:tc>
@@ -2374,7 +2374,7 @@
                 <w:szCs w:val="20"/>
                 <w:lang w:val="en-US"/>
               </w:rPr>
-              <w:t xml:space="preserve">16 soat</w:t>
+              <w:t xml:space="preserve">24 soat</w:t>
             </w:r>
           </w:p>
         </w:tc>
@@ -2484,7 +2484,7 @@
                 <w:szCs w:val="20"/>
                 <w:lang w:val="en-US"/>
               </w:rPr>
-              <w:t xml:space="preserve">Amaliyot natijalarini umumlashtirish, yakuniy hisobotni tayyorlash va korxona rahbariga taqdim etish.</w:t>
+              <w:t xml:space="preserve">Natijalarni o‘quv materiallariga aylantirish, yakuniy hisobotni tayyorlash va korxona rahbariga taqdim etish.</w:t>
             </w:r>
           </w:p>
         </w:tc>
@@ -2521,7 +2521,7 @@
                 <w:szCs w:val="20"/>
                 <w:lang w:val="en-US"/>
               </w:rPr>
-              <w:t xml:space="preserve">8 soat</w:t>
+              <w:t xml:space="preserve">16 soat</w:t>
             </w:r>
           </w:p>
         </w:tc>
@@ -3247,7 +3247,7 @@
                 <w:szCs w:val="22"/>
                 <w:lang w:val="en-US"/>
               </w:rPr>
-              <w:t xml:space="preserve">Classroom Pack ta’lim paketining tarkibi: o‘quv droni, o‘quv metodikasi, o‘qituvchilarni sertifikatlash va texnik xizmat bloklari bilan tanishish.</w:t>
+              <w:t xml:space="preserve">Classroom Pack ta’lim paketi, Coding Drone DIY o‘quv droni va korxonaning biznes modeli bilan tanishish.</w:t>
             </w:r>
           </w:p>
           <w:p>
@@ -3284,7 +3284,7 @@
                 <w:szCs w:val="22"/>
                 <w:lang w:val="en-US"/>
               </w:rPr>
-              <w:t xml:space="preserve">Coding Drone DIY o‘quv dronining texnik xususiyatlari, parvoz kontrolleri va sensorlari hamda xavfsizlik talablarini o‘rganish.</w:t>
+              <w:t xml:space="preserve">Shamol turbinasi kurakchalari bo‘yicha mavjud tasvirlar to‘plamini va oldingi model o‘qitish urinishini tahlil qilish.</w:t>
             </w:r>
           </w:p>
           <w:p>
@@ -3321,7 +3321,7 @@
                 <w:szCs w:val="22"/>
                 <w:lang w:val="en-US"/>
               </w:rPr>
-              <w:t xml:space="preserve">Kompyuter ko‘rish asoslari: tasvirlarni qayta ishlash, obyekt aniqlash masalasi va uning dron tasvirlariga tatbiq etilishini o‘rganish.</w:t>
+              <w:t xml:space="preserve">Ma’lumotlar to‘plamini yettita tuzilmaviy mezon bo‘yicha tekshiruvchi audit vositasi bilan tanishish.</w:t>
             </w:r>
           </w:p>
           <w:p>
@@ -3358,7 +3358,7 @@
                 <w:szCs w:val="22"/>
                 <w:lang w:val="en-US"/>
               </w:rPr>
-              <w:t xml:space="preserve">YOLO oilasidagi obyekt aniqlash modellari, ularning tuzilishi, o‘qitish jarayoni va sifat baholash mezonlari bilan tanishish.</w:t>
+              <w:t xml:space="preserve">Auditni mavjud to‘plamda ishga tushirish va natijalarni hujjatlashtirish.</w:t>
             </w:r>
           </w:p>
         </w:tc>
@@ -3458,7 +3458,7 @@
                 <w:szCs w:val="22"/>
                 <w:lang w:val="en-US"/>
               </w:rPr>
-              <w:t xml:space="preserve">Paketning to‘rtta tarkibiy qismi, ta’lim muassasalariga taqdim etish tartibi va qiymat shakllantirish mantig‘i ko‘rib chiqildi. Bitta paket 11 dona uskunadan iborat bo‘lib, 10 nafar talaba va 1 nafar trener uchun mo‘ljallangani aniqlandi.</w:t>
+              <w:t xml:space="preserve">Paketning to‘rtta tarkibiy qismi, bitta paket 11 dona uskunadan iborat bo‘lib 10 nafar talaba va 1 nafar trener uchun mo‘ljallangani aniqlandi. Uskunaning og‘irligi 85 gramm, parvoz vaqti taxminan 6 daqiqa, kamerasiz va GPS siz ishlashi hamda 250 grammdan yengil dronlarga qo‘yiladigan talablarga mos kelishi ko‘rib chiqildi.</w:t>
             </w:r>
           </w:p>
           <w:p>
@@ -3495,7 +3495,7 @@
                 <w:szCs w:val="22"/>
                 <w:lang w:val="en-US"/>
               </w:rPr>
-              <w:t xml:space="preserve">Uskunaning o‘lchami 162 x 162 mm, og‘irligi 85 gramm, parvoz vaqti taxminan 6 daqiqa ekanligi aniqlandi. Kamerasiz va GPS siz ishlashi, 250 grammdan yengil dronlarga qo‘yiladigan talablarga mos kelishi hamda sinf xonasida uchirish imkoniyati ko‘rib chiqildi.</w:t>
+              <w:t xml:space="preserve">To‘plamda 7520 ta tasvir borligi, sinflar taqsimoti keskin nomutanosib ekanligi va healthy sinfidagi belgilar segmentatsiya ko‘pburchagi, nuqson sinflari esa chegaralovchi ramka ko‘rinishida ekanligi aniqlandi. Oldingi o‘qitish seans vaqti tugagani sababli yetti davrda uzilib qolgani qayd etildi.</w:t>
             </w:r>
           </w:p>
           <w:p>
@@ -3532,7 +3532,7 @@
                 <w:szCs w:val="22"/>
                 <w:lang w:val="en-US"/>
               </w:rPr>
-              <w:t xml:space="preserve">Tasvirlarni sinflarga ajratish va obyekt aniqlash masalalari orasidagi farq, chegaralovchi ramka hamda segmentatsiya ko‘pburchagi ko‘rinishidagi annotatsiyalar ko‘rib chiqildi.</w:t>
+              <w:t xml:space="preserve">Audit quyidagilarni tekshirishi o‘rganildi: manba oilasi bo‘yicha yashirin belgilar, bo‘linmalar orasidagi ma’lumot oqib o‘tishi, bir biriga juda o‘xshash kadrlar, sinflar bo‘yicha ramka o‘lchamlaridagi nomutanosiblik, sinov to‘plamidagi kam sonli sinflar, aralash yorliq formatlari va takroriy fayllar.</w:t>
             </w:r>
           </w:p>
           <w:p>
@@ -3569,7 +3569,7 @@
                 <w:szCs w:val="22"/>
                 <w:lang w:val="en-US"/>
               </w:rPr>
-              <w:t xml:space="preserve">Bir bosqichli detektorlarning ishlash prinsipi, o‘qitish uchun ma’lumotlar to‘plamiga qo‘yiladigan talablar hamda aniqlik, to‘liqlik va mAP ko‘rsatkichlarini hisoblash usullari o‘rganildi.</w:t>
+              <w:t xml:space="preserve">Dastlabki eksport yettita tekshiruvning oltitasidan o‘tmagani aniqlandi. Har bir muvaffaqiyatsiz tekshiruv bo‘yicha sabab va tuzatish yo‘li yozib olindi, natijalar keyinchalik solishtirish uchun saqlandi.</w:t>
             </w:r>
           </w:p>
         </w:tc>
@@ -3732,7 +3732,7 @@
                 <w:szCs w:val="22"/>
                 <w:lang w:val="en-US"/>
               </w:rPr>
-              <w:t xml:space="preserve">Korxona faoliyati bilan tanishib, dron ta’limi O‘zbekistonda yangi shakllanayotgan va talab yuqori bo‘lgan yo‘nalish ekanligini tushundim.</w:t>
+              <w:t xml:space="preserve">Korxona faoliyati bilan tanishib, dron ta’limi va dron ma’lumotlarini tahlil qilish O‘zbekistonda yangi shakllanayotgan yo‘nalish ekanligini tushundim.</w:t>
             </w:r>
           </w:p>
           <w:p>
@@ -3806,7 +3806,7 @@
                 <w:szCs w:val="22"/>
                 <w:lang w:val="en-US"/>
               </w:rPr>
-              <w:t xml:space="preserve">Uskunaga qo‘yiladigan xavfsizlik va qonunchilik talablari mahsulot konstruksiyasiga bevosita ta’sir qilishini ko‘rdim.</w:t>
+              <w:t xml:space="preserve">Bir to‘plamda ikki xil annotatsiya formati saqlanishi va sinflar nomutanosibligi keyingi barcha bosqichlarga ta’sir qilishini ko‘rdim.</w:t>
             </w:r>
           </w:p>
           <w:p>
@@ -3843,7 +3843,7 @@
                 <w:szCs w:val="22"/>
                 <w:lang w:val="en-US"/>
               </w:rPr>
-              <w:t xml:space="preserve">Dron tasvirlarini avtomatik tahlil qilish inson ko‘zi bilan tekshirishga qaraganda ancha tez va izchil natija berishini tushundim.</w:t>
+              <w:t xml:space="preserve">Modelni o‘qitishdan oldin to‘plamning tuzilishini tekshirish grafik protsessor vaqtini behuda sarflashdan saqlashini tushundim.</w:t>
             </w:r>
           </w:p>
           <w:p>
@@ -3880,7 +3880,7 @@
                 <w:szCs w:val="22"/>
                 <w:lang w:val="en-US"/>
               </w:rPr>
-              <w:t xml:space="preserve">Model sifatini baholashda faqat aniqlik emas, balki to‘liqlik ko‘rsatkichi ham muhim ekanligi bo‘yicha aniq tasavvurga ega bo‘ldim.</w:t>
+              <w:t xml:space="preserve">Muammoni son bilan qayd etib qo‘yish uni keyin tuzatilganini isbotlash imkonini berishini angladim.</w:t>
             </w:r>
           </w:p>
         </w:tc>
@@ -3925,7 +3925,7 @@
                 <w:szCs w:val="22"/>
                 <w:lang w:val="en-US"/>
               </w:rPr>
-              <w:t xml:space="preserve">Talaba korxona faoliyati, Classroom Pack ta’lim paketi va o‘quv droni bilan faol tanishdi, kompyuter ko‘rish hamda obyekt aniqlash asoslarini o‘zlashtirdi. Berilgan topshiriqlarni mas’uliyat bilan bajardi.</w:t>
+              <w:t xml:space="preserve">Talaba korxona faoliyati va ta’lim paketi bilan faol tanishdi, mavjud ma’lumotlar to‘plamining tuzilmaviy kamchiliklarini audit vositasi yordamida aniqlab, ularni hujjatlashtirdi. Ishga tahliliy yondashdi.</w:t>
             </w:r>
           </w:p>
           <w:p>
@@ -4285,7 +4285,7 @@
                 <w:szCs w:val="22"/>
                 <w:lang w:val="en-US"/>
               </w:rPr>
-              <w:t xml:space="preserve">Roboflow platformasi bilan tanishish va shamol turbinasi kurakchalari nuqsonlari bo‘yicha tasvirlar to‘plamini o‘rganish.</w:t>
+              <w:t xml:space="preserve">To‘plamni qayta qurish skriptini ishlab chiqish: guruhga asoslangan bo‘linish va ko‘pburchaklarni ramkaga aylantirish.</w:t>
             </w:r>
           </w:p>
           <w:p>
@@ -4322,7 +4322,7 @@
                 <w:szCs w:val="22"/>
                 <w:lang w:val="en-US"/>
               </w:rPr>
-              <w:t xml:space="preserve">To‘plamga qo‘llanilgan oldindan qayta ishlash va sun’iy kengaytirish usullarini o‘rganish.</w:t>
+              <w:t xml:space="preserve">Qayta qurish jarayonini xavfsiz qilish: oraliq katalogga yig‘ib keyin almashtirish va har bir bo‘linma uchun alohida tasodifiy sonlar manbasi.</w:t>
             </w:r>
           </w:p>
           <w:p>
@@ -4359,7 +4359,7 @@
                 <w:szCs w:val="22"/>
                 <w:lang w:val="en-US"/>
               </w:rPr>
-              <w:t xml:space="preserve">Ma’lumotlar to‘plamini o‘qitish, tekshirish va sinov bo‘linmalariga ajratish hamda konfiguratsiya faylini tayyorlash.</w:t>
+              <w:t xml:space="preserve">Tasvir sifati auditini o‘tkazish va takroriy kadrlarni yo‘qotish.</w:t>
             </w:r>
           </w:p>
           <w:p>
@@ -4396,7 +4396,7 @@
                 <w:szCs w:val="22"/>
                 <w:lang w:val="en-US"/>
               </w:rPr>
-              <w:t xml:space="preserve">Sinflar taqsimotini tahlil qilish va ma’lumotlar muvozanatsizligini baholash.</w:t>
+              <w:t xml:space="preserve">Auditni qayta ishga tushirish va o‘qitish konfiguratsiyasini alohida skriptga chiqarish.</w:t>
             </w:r>
           </w:p>
           <w:p>
@@ -4433,7 +4433,7 @@
                 <w:szCs w:val="22"/>
                 <w:lang w:val="en-US"/>
               </w:rPr>
-              <w:t xml:space="preserve">Annotatsiya formatlaridagi nomuvofiqlikni aniqlash va uni bartaraf etish yo‘llarini ko‘rib chiqish.</w:t>
+              <w:t xml:space="preserve">Modelni 960 piksel o‘lchamda qayta o‘qitish va jarayonni nazorat qilish.</w:t>
             </w:r>
           </w:p>
         </w:tc>
@@ -4496,7 +4496,7 @@
                 <w:szCs w:val="22"/>
                 <w:lang w:val="en-US"/>
               </w:rPr>
-              <w:t xml:space="preserve">7520 ta tasvirdan iborat to‘plam ko‘rib chiqildi, barcha tasvirlar 640 x 640 o‘lchamga keltirilgani va EXIF yo‘nalish ma’lumoti tozalangani aniqlandi. To‘plam YOLO formatida eksport qilindi.</w:t>
+              <w:t xml:space="preserve">Bir manba tasvirdan olingan sun’iy nusxalar faqat bitta bo‘linmaga tushishi ta’minlandi, aks holda tekshirish to‘plami o‘qitish to‘plamining takroriga aylanishi aniqlandi. Segmentatsiya ko‘pburchaklari yagona chegaralovchi ramka formatiga keltirildi.</w:t>
             </w:r>
           </w:p>
           <w:p>
@@ -4533,7 +4533,7 @@
                 <w:szCs w:val="22"/>
                 <w:lang w:val="en-US"/>
               </w:rPr>
-              <w:t xml:space="preserve">Har bir manba tasvir uchun uchta variant yaratilgani, 50 foiz ehtimollik bilan gorizontal aylantirish, 15 gradusgacha burish, 25 foizgacha yorqinlik o‘zgarishi va 1 pikselgacha Gauss xiralashuvi qo‘llanilgani o‘rganildi.</w:t>
+              <w:t xml:space="preserve">To‘plam avval oraliq katalogda tayyorlanib, so‘ngra almashtiriladigan qilindi, shunda uzilish yuz berganda eski to‘plam yo‘qolmaydi. Har bir bo‘linmaga alohida tasodifiy sonlar manbasi berildi, shunda o‘qitish qismidagi o‘zgarish tekshirish va sinov qismlarini siljitmaydi. Yorliqsiz tasvirlar nuqson emas, manfiy namuna sifatida hisoblandi.</w:t>
             </w:r>
           </w:p>
           <w:p>
@@ -4570,7 +4570,7 @@
                 <w:szCs w:val="22"/>
                 <w:lang w:val="en-US"/>
               </w:rPr>
-              <w:t xml:space="preserve">O‘qitish uchun 6581, tekshirish uchun 627, sinov uchun 312 tasvir ajratilgani, ularga mos ravishda 8484, 831 va 409 ta annotatsiya mavjudligi aniqlandi. Konfiguratsiya faylida to‘rtta sinf belgilandi: corrosion, crack, healthy va surface peeling.</w:t>
+              <w:t xml:space="preserve">Ravshanlik Laplas dispersiyasi orqali baholandi va belgilangan chegaradan past kadrlar chiqarib tashlandi. Farq xeshi yordamida bir biriga juda o‘xshash kadrlar aniqlanib, ular orasidan bittasi qoldirildi. Turli manzaralar soni alohida sanaldi.</w:t>
             </w:r>
           </w:p>
           <w:p>
@@ -4607,7 +4607,7 @@
                 <w:szCs w:val="22"/>
                 <w:lang w:val="en-US"/>
               </w:rPr>
-              <w:t xml:space="preserve">healthy sinfi 5284 ta (62.3 foiz), crack 1790 ta (21.1 foiz), surface peeling 871 ta (10.3 foiz) va corrosion 539 ta (6.4 foiz) annotatsiyaga ega ekanligi aniqlandi. Nuqson sinflari umumiy annotatsiyalarning 38 foizidan kamini tashkil etishi qayd etildi.</w:t>
+              <w:t xml:space="preserve">Qayta qurilgan to‘plam yettita tekshiruvning barchasidan o‘tdi. Barcha o‘qitish parametrlari daftardan alohida versiyalanadigan skriptga ko‘chirildi, daftar esa har safar skriptning yangi nusxasini yuklaydigan qilindi, shunda eskirgan daftar eskirgan model bera olmaydi.</w:t>
             </w:r>
           </w:p>
           <w:p>
@@ -4644,7 +4644,7 @@
                 <w:szCs w:val="22"/>
                 <w:lang w:val="en-US"/>
               </w:rPr>
-              <w:t xml:space="preserve">healthy sinfidagi 5284 ta belgi segmentatsiya ko‘pburchagi, nuqson sinflari esa chegaralovchi ramka ko‘rinishida ekanligi aniqlandi. Kutubxona ogohlantirish berib ko‘pburchaklarni ramkaga aylantirishi hamda to‘plam hozirgi holida segmentatsiya masalasi uchun yaroqsizligi hujjatlashtirildi.</w:t>
+              <w:t xml:space="preserve">Grafik protsessor mavjudligi o‘qitish boshlanishidan oldin tekshiriladigan qilindi va u topilmasa jarayon aniq ko‘rsatma bilan darhol to‘xtaydi. O‘qitish yakunlandi va model fayli oraliq nusxalari bilan birga saqlandi.</w:t>
             </w:r>
           </w:p>
         </w:tc>
@@ -4807,7 +4807,7 @@
                 <w:szCs w:val="22"/>
                 <w:lang w:val="en-US"/>
               </w:rPr>
-              <w:t xml:space="preserve">Sifatli ma’lumotlar to‘plami modelning natijasiga model tanlovidan kam ta’sir qilmasligini tushundim.</w:t>
+              <w:t xml:space="preserve">Tekshirish to‘plamiga o‘qitish ma’lumotining oqib o‘tishi model sifatini haqiqiydan yuqori ko‘rsatishini tushundim.</w:t>
             </w:r>
           </w:p>
           <w:p>
@@ -4844,7 +4844,7 @@
                 <w:szCs w:val="22"/>
                 <w:lang w:val="en-US"/>
               </w:rPr>
-              <w:t xml:space="preserve">Sun’iy kengaytirish to‘plam hajmini oshirish va modelning turli yorug‘lik hamda burchak sharoitlariga moslashuvini yaxshilash vositasi ekanligini angladim.</w:t>
+              <w:t xml:space="preserve">Ma’lumot tayyorlash bosqichi ham dastur kabi xatolikka chidamli bo‘lishi kerakligini angladim.</w:t>
             </w:r>
           </w:p>
           <w:p>
@@ -4881,7 +4881,7 @@
                 <w:szCs w:val="22"/>
                 <w:lang w:val="en-US"/>
               </w:rPr>
-              <w:t xml:space="preserve">Bo‘linmalarni to‘g‘ri ajratish model natijasini xolis baholash uchun zarur shart ekanligini tushundim.</w:t>
+              <w:t xml:space="preserve">Bir necha ming kadrning ko‘pchiligi aslida bir xil surat ekanligini va ularni sanash model sifati haqida noto‘g‘ri tasavvur berishini ko‘rdim.</w:t>
             </w:r>
           </w:p>
           <w:p>
@@ -4918,7 +4918,7 @@
                 <w:szCs w:val="22"/>
                 <w:lang w:val="en-US"/>
               </w:rPr>
-              <w:t xml:space="preserve">Sinflar muvozanatsizligi kam uchraydigan, ammo eng muhim nuqsonlarni aniqlash sifatini pasaytirishi mumkinligini ko‘rdim.</w:t>
+              <w:t xml:space="preserve">Konfiguratsiyani daftar ichida saqlash natijani takrorlab bo‘lmaydigan qilishini tushundim.</w:t>
             </w:r>
           </w:p>
           <w:p>
@@ -4955,7 +4955,7 @@
                 <w:szCs w:val="22"/>
                 <w:lang w:val="en-US"/>
               </w:rPr>
-              <w:t xml:space="preserve">Annotatsiya formatini boshidanoq yagona standartga keltirish keyingi bosqichlarda ko‘p vaqtni tejashini tushundim.</w:t>
+              <w:t xml:space="preserve">O‘qitishni boshlashdan oldin muhitni tekshirish soatlab kutib, keyin xatolikka duch kelishdan saqlashini amalda ko‘rdim.</w:t>
             </w:r>
           </w:p>
         </w:tc>
@@ -5000,7 +5000,7 @@
                 <w:szCs w:val="22"/>
                 <w:lang w:val="en-US"/>
               </w:rPr>
-              <w:t xml:space="preserve">Talaba ma’lumotlar to‘plamini mustaqil tahlil qildi, sinflar taqsimoti va annotatsiya formatidagi muammolarni aniqlab, ularni hujjatlashtirdi. Ishga puxta va tahliliy yondashdi.</w:t>
+              <w:t xml:space="preserve">Talaba ma’lumotlar to‘plamini qayta qurish jarayonini mustaqil ishlab chiqdi, audit natijasini oltita muvaffaqiyatsiz tekshiruvdan to‘liq muvofiqlikka yetkazdi va modelni qayta o‘qitdi. Topshiriqlarni izchil va puxta bajardi.</w:t>
             </w:r>
           </w:p>
           <w:p>
@@ -5360,7 +5360,7 @@
                 <w:szCs w:val="22"/>
                 <w:lang w:val="en-US"/>
               </w:rPr>
-              <w:t xml:space="preserve">Kaggle bulut muhitida o‘qitish stendini tayyorlash va Ultralytics kutubxonasini o‘rnatish.</w:t>
+              <w:t xml:space="preserve">Modelni umumiy va har bir sinf bo‘yicha alohida baholash.</w:t>
             </w:r>
           </w:p>
           <w:p>
@@ -5397,7 +5397,7 @@
                 <w:szCs w:val="22"/>
                 <w:lang w:val="en-US"/>
               </w:rPr>
-              <w:t xml:space="preserve">YOLOv8m modelini o‘qitishni ishga tushirish va o‘qitish parametrlarini belgilash.</w:t>
+              <w:t xml:space="preserve">Soxta ijobiy natijalarni tekshirish: nuqsonsiz kurakchalar bo‘yicha modelning javobini nazorat qilish.</w:t>
             </w:r>
           </w:p>
           <w:p>
@@ -5434,7 +5434,7 @@
                 <w:szCs w:val="22"/>
                 <w:lang w:val="en-US"/>
               </w:rPr>
-              <w:t xml:space="preserve">O‘qitish jarayonini kuzatish va oraliq natijalarni baholash.</w:t>
+              <w:t xml:space="preserve">Model sinovida aniqlangan jiddiy kamchilikni tahlil qilish.</w:t>
             </w:r>
           </w:p>
           <w:p>
@@ -5471,7 +5471,7 @@
                 <w:szCs w:val="22"/>
                 <w:lang w:val="en-US"/>
               </w:rPr>
-              <w:t xml:space="preserve">O‘qitish jarayonining uzilishi va uni davom ettirishdagi muammolarni tahlil qilish.</w:t>
+              <w:t xml:space="preserve">Modelni metrikalari bilan arxivga o‘tkazish va yangi to‘plamga qo‘yiladigan talablarni yozish.</w:t>
             </w:r>
           </w:p>
           <w:p>
@@ -5508,7 +5508,7 @@
                 <w:szCs w:val="22"/>
                 <w:lang w:val="en-US"/>
               </w:rPr>
-              <w:t xml:space="preserve">Aniqlangan kamchiliklarni bartaraf etib o‘qitishni qayta tashkil etish va yakuniy model faylini olish.</w:t>
+              <w:t xml:space="preserve">Modelni ONNX formatiga eksport qilish, int8 kvantlash va dekoder muvofiqligini tekshirish.</w:t>
             </w:r>
           </w:p>
         </w:tc>
@@ -5571,7 +5571,7 @@
                 <w:szCs w:val="22"/>
                 <w:lang w:val="en-US"/>
               </w:rPr>
-              <w:t xml:space="preserve">Ikkita Tesla T4 grafik protsessori mavjudligi tekshirildi, PyTorch va CUDA versiyalari aniqlandi. Seans uzilib qolmasligi uchun faollikni saqlab turuvchi alohida oqim ishga tushirildi.</w:t>
+              <w:t xml:space="preserve">Sinov to‘plamida umumiy ko‘rsatkichlar olindi: mAP@0.5 qiymati 0.759, mAP@0.5:0.95 qiymati 0.478, aniqlik 0.708 va to‘liqlik 0.792. Sinflar bo‘yicha natija sezilarli farq qildi: crack uchun mAP@0.5 qiymati 0.938, surface peeling uchun 0.781, corrosion uchun esa atigi 0.557.</w:t>
             </w:r>
           </w:p>
           <w:p>
@@ -5608,7 +5608,7 @@
                 <w:szCs w:val="22"/>
                 <w:lang w:val="en-US"/>
               </w:rPr>
-              <w:t xml:space="preserve">O‘qitish 100 davr, 640 piksel tasvir o‘lchami, 32 lik to‘plam hajmi, 20 davrli sabr chegarasi va ikkita grafik protsessor bilan ishga tushirildi. Har 5 davrda oraliq nusxa saqlash yoqildi.</w:t>
+              <w:t xml:space="preserve">Model 400 ta soz kurakcha tasviriga qo‘llanildi va chizilgan ramkalar ko‘zdan kechirildi. Soxta ijobiy natija ulushi 0.5 foizni tashkil etdi.</w:t>
             </w:r>
           </w:p>
           <w:p>
@@ -5645,7 +5645,7 @@
                 <w:szCs w:val="22"/>
                 <w:lang w:val="en-US"/>
               </w:rPr>
-              <w:t xml:space="preserve">Ikkinchi davrda eng yaxshi oraliq natija qayd etildi: mAP@0.5 qiymati 0.411, mAP@0.5:0.95 qiymati 0.245, aniqlik 0.475 va to‘liqlik 0.416. Uchinchi davrda mAP@0.5 qiymati 0.183 gacha tushib, ko‘rsatkichlar hali barqarorlashmagani aniqlandi.</w:t>
+              <w:t xml:space="preserve">Yaxshi ko‘rsatkichlarga qaramay model kurakchasi butunlay uzilgan turbina fotosuratida hech qanday nuqson topmadi. Uchta sabab aniqlandi: sinflar ro‘yxatida konstruksiyaviy buzilish umuman yo‘q edi, barcha nuqson namunalari yaqindan olingan tasvirlar edi, manfiy namunalar esa uzoqdan olingan kadrlardan iborat bo‘lgani uchun model keng qamrovli suratni nuqsonsizlik belgisi sifatida o‘rgangan edi.</w:t>
             </w:r>
           </w:p>
           <w:p>
@@ -5682,7 +5682,7 @@
                 <w:szCs w:val="22"/>
                 <w:lang w:val="en-US"/>
               </w:rPr>
-              <w:t xml:space="preserve">Seans vaqt chegarasiga yetgani sababli o‘qitish 100 davrdan atigi 7 tasida to‘xtagani aniqlandi. Davom ettirish buyrug‘i xatolik berdi, chunki yangi seansda kutubxona qayta o‘rnatilmagan va oxirgi oraliq nusxa saqlanib qolmagan edi.</w:t>
+              <w:t xml:space="preserve">Model va uning barcha o‘lchov natijalari arxiv katalogiga saqlandi. Yangi to‘plam uchun talablar shakllantirildi: sinflar ro‘yxati konstruksiyaviy buzilishni ham qamrab olishi, manfiy namunalar ijobiy namunalar bilan bir xil sharoitda olinishi, masofa qamrovi haqiqiy suratga olish sharoitiga mos bo‘lishi va sinov to‘plamiga domendan tashqari tasvirlar kiritilishi kerakligi qayd etildi.</w:t>
             </w:r>
           </w:p>
           <w:p>
@@ -5719,7 +5719,7 @@
                 <w:szCs w:val="22"/>
                 <w:lang w:val="en-US"/>
               </w:rPr>
-              <w:t xml:space="preserve">Kutubxonani o‘rnatish bosqichi davom ettirish jarayoniga qo‘shildi, oraliq nusxalar saqlanadigan joy o‘zgartirildi, ma’lumotlar yo‘llari to‘liq ko‘rsatildi va tezkor xotira o‘rniga diskdan foydalanish rejimi yoqildi. Natijada o‘qitilgan best.pt model fayli olindi.</w:t>
+              <w:t xml:space="preserve">Model brauzerda ishlashi uchun ONNX formatiga o‘tkazildi va int8 kvantlash orqali fayl hajmi kamaytirildi. Eksport natijasini tekshiruvchi avtomatik test yozildi: u brauzerdagi dekoder chiqargan ramkalar o‘qitish kutubxonasi bergan natija bilan ishonchli aniqlashlar bo‘yicha mos kelishini tasdiqlaydi.</w:t>
             </w:r>
           </w:p>
         </w:tc>
@@ -5882,7 +5882,7 @@
                 <w:szCs w:val="22"/>
                 <w:lang w:val="en-US"/>
               </w:rPr>
-              <w:t xml:space="preserve">Bulut muhitida ishlashda resurs va vaqt chegaralarini oldindan hisobga olish zarurligini tushundim.</w:t>
+              <w:t xml:space="preserve">Umumiy ko‘rsatkich kuchli sinf hisobiga yaxshi ko‘rinishi va zaif sinfni yashirishi mumkinligini tushundim.</w:t>
             </w:r>
           </w:p>
           <w:p>
@@ -5919,7 +5919,7 @@
                 <w:szCs w:val="22"/>
                 <w:lang w:val="en-US"/>
               </w:rPr>
-              <w:t xml:space="preserve">O‘qitish parametrlari natijaga ham, sarflanadigan hisoblash vaqtiga ham bevosita ta’sir qilishini ko‘rdim.</w:t>
+              <w:t xml:space="preserve">Modelning nuqson bor deb xato aytishi ham, nuqsonni ko‘rmasligi ham alohida tekshiruvni talab qilishini angladim.</w:t>
             </w:r>
           </w:p>
           <w:p>
@@ -5956,7 +5956,7 @@
                 <w:szCs w:val="22"/>
                 <w:lang w:val="en-US"/>
               </w:rPr>
-              <w:t xml:space="preserve">Dastlabki davrlardagi ko‘rsatkichlar keskin o‘zgarishi tabiiy hol ekanligini va ular bo‘yicha yakuniy xulosa chiqarish erta ekanligini angladim.</w:t>
+              <w:t xml:space="preserve">Yuqori ko‘rsatkich modelni ishonchli qilmasligini, u faqat o‘zi o‘rgangan sharoit ichida o‘lchanganini tushundim. Bu amaliyot davomidagi eng muhim xulosa bo‘ldi.</w:t>
             </w:r>
           </w:p>
           <w:p>
@@ -5993,7 +5993,7 @@
                 <w:szCs w:val="22"/>
                 <w:lang w:val="en-US"/>
               </w:rPr>
-              <w:t xml:space="preserve">Uzoq davom etadigan hisob ishlarida oraliq nusxalarni ishonchli va saqlanib qoladigan joyda joylashtirish eng muhim shart ekanligini amalda ko‘rdim.</w:t>
+              <w:t xml:space="preserve">Muvaffaqiyatsiz natijani yashirmay hujjatlashtirish keyingi ishning asosiy qo‘llanmasiga aylanishini ko‘rdim.</w:t>
             </w:r>
           </w:p>
           <w:p>
@@ -6030,7 +6030,7 @@
                 <w:szCs w:val="22"/>
                 <w:lang w:val="en-US"/>
               </w:rPr>
-              <w:t xml:space="preserve">Xatolik sababini aniq topib, uni tizimli ravishda bartaraf etish takroriy muammolarning oldini olishini tushundim.</w:t>
+              <w:t xml:space="preserve">Modelni boshqa muhitga ko‘chirishda natija bir xil qolishini avtomatik test bilan isbotlash zarurligini tushundim.</w:t>
             </w:r>
           </w:p>
         </w:tc>
@@ -6075,7 +6075,7 @@
                 <w:szCs w:val="22"/>
                 <w:lang w:val="en-US"/>
               </w:rPr>
-              <w:t xml:space="preserve">Talaba model o‘qitish jarayonini mustaqil tashkil etdi, yuzaga kelgan texnik uzilishlarning sabablarini aniqlab bartaraf etdi va o‘qitilgan model faylini oldi. Qiyinchiliklarga qaramay ishni oxiriga yetkazdi.</w:t>
+              <w:t xml:space="preserve">Talaba modelni har bir sinf bo‘yicha baholadi, soxta ijobiy natijalarni tekshirdi va model sinovda ko‘rsatgan jiddiy kamchilikning sabablarini aniq tahlil qilib hujjatlashtirdi. Natijani bezab ko‘rsatmay, xolis xulosa chiqardi.</w:t>
             </w:r>
           </w:p>
           <w:p>
@@ -6435,7 +6435,7 @@
                 <w:szCs w:val="22"/>
                 <w:lang w:val="en-US"/>
               </w:rPr>
-              <w:t xml:space="preserve">O‘qitilgan model yordamida sinov tasvirlarida nuqsonlarni aniqlash va natijalarni saqlash.</w:t>
+              <w:t xml:space="preserve">Brauzerda ishlaydigan tahlil ilovasining asosini qurish va model manifestini joriy etish.</w:t>
             </w:r>
           </w:p>
           <w:p>
@@ -6472,7 +6472,7 @@
                 <w:szCs w:val="22"/>
                 <w:lang w:val="en-US"/>
               </w:rPr>
-              <w:t xml:space="preserve">Aniqlangan nuqsonlar asosida jiddiylik darajasini baholash mantig‘ini ishlab chiqish.</w:t>
+              <w:t xml:space="preserve">Yuklangan tasvirni kerakli tahlilga yo‘naltiruvchi klassifikator, jiddiylik bahosi va bosma hisobot ustida ishlash.</w:t>
             </w:r>
           </w:p>
           <w:p>
@@ -6509,7 +6509,7 @@
                 <w:szCs w:val="22"/>
                 <w:lang w:val="en-US"/>
               </w:rPr>
-              <w:t xml:space="preserve">Python va ReportLab kutubxonasi yordamida hisobot generatorining muqova qismini ishlab chiqish.</w:t>
+              <w:t xml:space="preserve">Video fayllardan tahlilga yaroqli kadrlarni tanlash modulini ishlab chiqish.</w:t>
             </w:r>
           </w:p>
           <w:p>
@@ -6546,7 +6546,7 @@
                 <w:szCs w:val="22"/>
                 <w:lang w:val="en-US"/>
               </w:rPr>
-              <w:t xml:space="preserve">Hisobotning jamlanma jadvali va nuqsonlar bo‘yicha batafsil sahifalarini ishlab chiqish.</w:t>
+              <w:t xml:space="preserve">Jonli kuzatuv moduli: obyektlarni kadrlar orasida bog‘lash va sanash.</w:t>
             </w:r>
           </w:p>
           <w:p>
@@ -6583,7 +6583,7 @@
                 <w:szCs w:val="22"/>
                 <w:lang w:val="en-US"/>
               </w:rPr>
-              <w:t xml:space="preserve">Yakuniy hisobot faylini shakllantirish va natijalarni tekshirish.</w:t>
+              <w:t xml:space="preserve">Modelsiz alanga va tutun aniqlash modulini o‘rganish.</w:t>
             </w:r>
           </w:p>
         </w:tc>
@@ -6646,7 +6646,7 @@
                 <w:szCs w:val="22"/>
                 <w:lang w:val="en-US"/>
               </w:rPr>
-              <w:t xml:space="preserve">Model sinov to‘plamidagi tasvirlarga qo‘llanildi. Aniqlangan obyektlarning sinfi, ishonch darajasi va ramka koordinatalari JSON faylga yozildi, tasvirlar ustiga belgilar chizib alohida papkaga saqlandi.</w:t>
+              <w:t xml:space="preserve">Ilova alohida yig‘ish bosqichisiz, statik fayllar ko‘rinishida ishlaydigan qilindi. Modellar ro‘yxati alohida manifest faylida saqlanadi, shunda yangi modelni joylashtirish uchun dastur kodini o‘zgartirish talab etilmaydi. Yuklanmagan model xatolik bilan to‘xtamay, mavjud emas deb ko‘rsatiladigan qilindi.</w:t>
             </w:r>
           </w:p>
           <w:p>
@@ -6683,7 +6683,7 @@
                 <w:szCs w:val="22"/>
                 <w:lang w:val="en-US"/>
               </w:rPr>
-              <w:t xml:space="preserve">Har bir tasvir uchun ball hisoblash va uni to‘rt darajaga ajratish qoidasi tuzildi: nuqson aniqlanmadi, kichik yeyilish, o‘rtacha shikastlanish va jiddiy shikastlanish. Umumiy holat butun to‘plam bo‘yicha foiz nisbatlarga qarab belgilanadigan qilindi.</w:t>
+              <w:t xml:space="preserve">Klassifikator tasvirni turbina, quyosh paneli, olomon yoki yong‘in yo‘nalishlaridan biriga ajratadi va mos kelmaydigan tasvirni rad etadi. Aniqlangan nuqsonlar asosida jiddiylik balli hisoblanadi va natijalar sana, tasvirlar soni hamda model versiyalari ko‘rsatilgan bosma hisobotga chiqariladi.</w:t>
             </w:r>
           </w:p>
           <w:p>
@@ -6720,7 +6720,7 @@
                 <w:szCs w:val="22"/>
                 <w:lang w:val="en-US"/>
               </w:rPr>
-              <w:t xml:space="preserve">A4 formatidagi muqova sahifasi, tekshiruv sanasi, turbina raqami, obyekt nomi, operator va model nomi keltirilgan jadval, umumiy holat belgisi hamda to‘rtta statistik katak shakllantirildi.</w:t>
+              <w:t xml:space="preserve">Video kadrlarga ajratiladi, har bir kadr ravshanlik bo‘yicha baholanadi, takroriy kadrlar farq xeshi orqali chiqarib tashlanadi va bir necha ming kadrdan bir necha o‘nlab turlicha aniq kadr qoldiriladi. Modulning cheklovi hujjatlashtirildi: tanlov qamrov bo‘yicha amalga oshiriladi, shuning uchun faqat bitta xira kadrda ko‘ringan nuqson tushib qolishi mumkin.</w:t>
             </w:r>
           </w:p>
           <w:p>
@@ -6757,7 +6757,7 @@
                 <w:szCs w:val="22"/>
                 <w:lang w:val="en-US"/>
               </w:rPr>
-              <w:t xml:space="preserve">Har bir tasvir uchun aniqlangan nuqson turlari, ball va holat ko‘rsatilgan jamlanma jadval tuzildi. Batafsil sahifalarda belgilangan tasvir, nuqson turi, ishonch darajasi foizda va ramka koordinatalari chiqariladigan qilindi.</w:t>
+              <w:t xml:space="preserve">Obyektlar ramkalarning kesishuvi bo‘yicha bog‘lanadi, ramkalar mos kelmay qolganda esa markazlar orasidagi masofa bo‘yicha bog‘lanish qo‘llaniladi va qisqa muddatli xotira saqlanadi. Ikki xil son alohida yuritiladi: hozir kadrda ko‘rinayotganlar soni va boshidan beri ko‘rilgan turli obyektlar soni. Chizish va aniqlash bir biridan ajratildi, shunda sekin qurilmada tizim to‘xtab qolmay, sifati pasayadi.</w:t>
             </w:r>
           </w:p>
           <w:p>
@@ -6794,7 +6794,7 @@
                 <w:szCs w:val="22"/>
                 <w:lang w:val="en-US"/>
               </w:rPr>
-              <w:t xml:space="preserve">Generator ishga tushirilib, sahifa raqamlari va kolontitullar bilan to‘liq hisobot fayli olindi. Hujjatdagi ma’lumotlar aniqlash natijalari bilan solishtirib tekshirildi va nomuvofiqliklar bartaraf etildi.</w:t>
+              <w:t xml:space="preserve">Nomzod sohalar rang bo‘yicha topiladi, yakuniy qaror esa vaqt bo‘yicha qabul qilinadi: alanga o‘z konturi ichida uzluksiz o‘zgaradi, qizil rangli harakatsiz obyekt esa yo‘q. Mezon o‘zgarish kattaligi emas, uning qanchalik tez tez sodir bo‘lishi qilib olindi, bu esa quyosh botishi, qizil tom va turgan avtomobilni natijadan chiqaradi. Bitta suratda harakat bo‘lmagani uchun uning ishonch darajasi 0.60 bilan cheklanadi va buning sababi foydalanuvchiga aytiladi.</w:t>
             </w:r>
           </w:p>
         </w:tc>
@@ -6957,7 +6957,7 @@
                 <w:szCs w:val="22"/>
                 <w:lang w:val="en-US"/>
               </w:rPr>
-              <w:t xml:space="preserve">Model natijasi hujjatlashtirilmasa, uning amaliy qiymati sezilarli darajada past bo‘lishini tushundim.</w:t>
+              <w:t xml:space="preserve">Modelni almashtirish uchun kod o‘zgartirilmasa, tizimni yangilash ancha oson va xavfsiz bo‘lishini tushundim.</w:t>
             </w:r>
           </w:p>
           <w:p>
@@ -6994,7 +6994,7 @@
                 <w:szCs w:val="22"/>
                 <w:lang w:val="en-US"/>
               </w:rPr>
-              <w:t xml:space="preserve">Sonli natijani tushunarli darajaga aylantirish foydalanuvchi uchun qaror qabul qilishni ancha osonlashtirishini angladim.</w:t>
+              <w:t xml:space="preserve">Foydalanuvchi noto‘g‘ri turdagi tasvir yuklashi mumkinligini va tizim buni oldindan aniqlashi kerakligini angladim.</w:t>
             </w:r>
           </w:p>
           <w:p>
@@ -7031,7 +7031,7 @@
                 <w:szCs w:val="22"/>
                 <w:lang w:val="en-US"/>
               </w:rPr>
-              <w:t xml:space="preserve">Texnik hujjatning tashqi ko‘rinishi ham uning ishonchli qabul qilinishiga ta’sir qilishini ko‘rdim.</w:t>
+              <w:t xml:space="preserve">Vositaning imkoniyati bilan birga uning cheklovini ham yozib qo‘yish foydalanuvchini noto‘g‘ri ishonchdan saqlashini tushundim.</w:t>
             </w:r>
           </w:p>
           <w:p>
@@ -7068,7 +7068,7 @@
                 <w:szCs w:val="22"/>
                 <w:lang w:val="en-US"/>
               </w:rPr>
-              <w:t xml:space="preserve">Jamlanma jadval va batafsil sahifalarni birga berish hisobotni ham tez o‘qiladigan, ham to‘liq qilishi haqida xulosa qildim.</w:t>
+              <w:t xml:space="preserve">Odam yurganda ramkalar butunlay mos kelmay qolishi va faqat kesishuvga tayangan usul bitta odamni har safar yangi deb hisoblashini amalda ko‘rdim.</w:t>
             </w:r>
           </w:p>
           <w:p>
@@ -7105,7 +7105,7 @@
                 <w:szCs w:val="22"/>
                 <w:lang w:val="en-US"/>
               </w:rPr>
-              <w:t xml:space="preserve">Butun jarayon dron tasviridan tayyor texnik hujjatgacha to‘liq avtomatlashtirilishi mumkinligiga ishonch hosil qildim.</w:t>
+              <w:t xml:space="preserve">Har doim ham murakkab model kerak emasligini, ba’zan hodisaning fizik xususiyatidan foydalanish aniqroq natija berishini tushundim.</w:t>
             </w:r>
           </w:p>
         </w:tc>
@@ -7150,7 +7150,7 @@
                 <w:szCs w:val="22"/>
                 <w:lang w:val="en-US"/>
               </w:rPr>
-              <w:t xml:space="preserve">Talaba aniqlash natijalarini avtomatik texnik hisobotga aylantiruvchi dasturni mustaqil ishlab chiqdi va uni sinovdan o‘tkazdi. Dasturlash topshiriqlarini sifatli bajardi.</w:t>
+              <w:t xml:space="preserve">Talaba brauzerda ishlaydigan tahlil ilovasining asosiy modullarini ishlab chiqdi: model manifesti, yo‘naltiruvchi klassifikator, video kadrlarini tanlash, jonli kuzatuv va alanga aniqlash. Dasturlash topshiriqlarini mustaqil va sifatli bajardi.</w:t>
             </w:r>
           </w:p>
           <w:p>
@@ -7510,7 +7510,7 @@
                 <w:szCs w:val="22"/>
                 <w:lang w:val="en-US"/>
               </w:rPr>
-              <w:t xml:space="preserve">Amaliyot natijalarini o‘quv materiallariga aylantirish bo‘yicha muhokamalarda ishtirok etish.</w:t>
+              <w:t xml:space="preserve">Yer stansiyasi konveyeri, hodisalar jurnali, model tirikligini tekshirish vositasi va uzluksiz integratsiya tizimi bilan tanishish.</w:t>
             </w:r>
           </w:p>
           <w:p>
@@ -7547,7 +7547,7 @@
                 <w:szCs w:val="22"/>
                 <w:lang w:val="en-US"/>
               </w:rPr>
-              <w:t xml:space="preserve">O‘qituvchilarni tayyorlash va texnik xizmat ko‘rsatish tizimini o‘rganish.</w:t>
+              <w:t xml:space="preserve">Xavfsizlik cheklovlarini o‘rganish hamda natijalarni o‘quv materiallariga aylantirish bo‘yicha muhokamalarda ishtirok etish.</w:t>
             </w:r>
           </w:p>
           <w:p>
@@ -7647,7 +7647,7 @@
                 <w:szCs w:val="22"/>
                 <w:lang w:val="en-US"/>
               </w:rPr>
-              <w:t xml:space="preserve">Dron tasvirlarini tahlil qilish mavzusi Classroom Pack o‘quv dasturiga alohida modul sifatida qo‘shilishi mumkinligi ko‘rib chiqildi. Modul uchun dars rejasi tuzilmasi, amaliy topshiriqlar va baholash mezonlari muhokama qilindi, materiallarni o‘zbek, rus va ingliz tillarida tayyorlash tartibi o‘rganildi.</w:t>
+              <w:t xml:space="preserve">Video oqimini turli manbalardan qabul qilish, tahlil natijasini planshetlarga uzatish va har bir kadrni hodisalar jurnaliga yozish tartibi o‘rganildi. Model tirikligini tekshirish vositasi ko‘rib chiqildi: u avval qora, oq, shovqinli va haqiqiy tasvirlarga bir xil javob qaytargan modelni aniqlab, uni ishlatishga qo‘ymagan edi. Uzluksiz integratsiya beshta ish oqimidan iborat ekanligi va testlar har bir o‘zgarishda avtomatik ishga tushishi ko‘rib chiqildi.</w:t>
             </w:r>
           </w:p>
           <w:p>
@@ -7684,7 +7684,7 @@
                 <w:szCs w:val="22"/>
                 <w:lang w:val="en-US"/>
               </w:rPr>
-              <w:t xml:space="preserve">Trenerlarni tayyorlash dasturining bosqichlari, o‘qituvchilarni sertifikatlash tartibi hamda uskunalarni muntazam tekshirish, ta’mirlash va zaxira qismlar bilan ta’minlash modeli ko‘rib chiqildi. Uskunani chet ellik texnologik hamkordan xarid qilish, yetkazib berish va paketni ta’lim muassasalariga taqdim etish jarayoni tahlil qilindi.</w:t>
+              <w:t xml:space="preserve">Tizimning asosiy qoidasi o‘rganildi: model hech narsa topmagani hech qachon xavf yo‘q degan xulosa sifatida ko‘rsatilmaydi, chunki bo‘sh natija haqiqatan bo‘sh maydonni ham, modelning ko‘ra olmaganini ham bir xil ifodalaydi. Bu qoida matnlarni tekshiruvchi avtomatik test bilan mustahkamlangani ko‘rib chiqildi. Shu kuni dron ma’lumotlarini tahlil qilish mavzusi Classroom Pack o‘quv dasturiga alohida modul sifatida qo‘shilishi, trenerlarni tayyorlash dasturi va texnik xizmat modeli muhokama qilindi.</w:t>
             </w:r>
           </w:p>
           <w:p>
@@ -7721,7 +7721,7 @@
                 <w:szCs w:val="22"/>
                 <w:lang w:val="en-US"/>
               </w:rPr>
-              <w:t xml:space="preserve">Ma’lumotlar to‘plami tahlili, model o‘qitish natijalari va avtomatik hisobot generatori bo‘yicha yakuniy taqdimot tayyorlandi. Keyingi bosqich uchun takliflar shakllantirildi: sinflar muvozanatini tiklash, o‘qitishni to‘liq yakunlash hamda har bir sinf bo‘yicha alohida ko‘rsatkichlarni hisobotga kiritish.</w:t>
+              <w:t xml:space="preserve">To‘plam auditi va qayta qurilishi, modelni qayta o‘qitish va baholash, aniqlangan kamchilik tahlili, brauzer ilovasi hamda yer stansiyasi bo‘yicha yakuniy taqdimot tayyorlandi. Keyingi bosqich uchun takliflar shakllantirildi: konstruksiyaviy buzilishni qamrab oluvchi yangi to‘plamni yig‘ish, manfiy namunalarni ijobiy namunalar bilan bir sharoitda olish va har bir sinf bo‘yicha alohida ko‘rsatkichlarni hisobotga kiritish.</w:t>
             </w:r>
           </w:p>
         </w:tc>
@@ -7884,7 +7884,7 @@
                 <w:szCs w:val="22"/>
                 <w:lang w:val="en-US"/>
               </w:rPr>
-              <w:t xml:space="preserve">Texnik natijani o‘quvchiga tushunarli dars materialiga aylantirish alohida mahorat talab qilishini tushundim.</w:t>
+              <w:t xml:space="preserve">Har bir tekshiruvdan o‘tgan model ham aslida hech narsani ko‘rmayotgan bo‘lishi mumkinligini va buni alohida sinov bilan aniqlash kerakligini angladim.</w:t>
             </w:r>
           </w:p>
           <w:p>
@@ -7921,7 +7921,7 @@
                 <w:szCs w:val="22"/>
                 <w:lang w:val="en-US"/>
               </w:rPr>
-              <w:t xml:space="preserve">Uskunani sotish emas, balki o‘qituvchini tayyorlash va doimiy texnik yordam ko‘rsatish ta’lim mahsulotining asosiy qiymati ekanligini angladim.</w:t>
+              <w:t xml:space="preserve">Tizim nimani bilishidan ko‘ra nimani bilmasligini to‘g‘ri ko‘rsatish muhimroq ekanligini tushundim. Bu qoidani o‘quv materialiga ham kiritish kerak degan xulosaga keldim.</w:t>
             </w:r>
           </w:p>
           <w:p>
@@ -7958,7 +7958,7 @@
                 <w:szCs w:val="22"/>
                 <w:lang w:val="en-US"/>
               </w:rPr>
-              <w:t xml:space="preserve">Amaliyot davomida ma’lumot tayyorlashdan tortib tayyor hujjat va o‘quv materialigacha bo‘lgan to‘liq yo‘lni bosib o‘tganimni his qildim.</w:t>
+              <w:t xml:space="preserve">Amaliyot davomida ma’lumot tayyorlashdan tortib ishlaydigan ilova va o‘quv materialigacha bo‘lgan to‘liq yo‘lni bosib o‘tganimni his qildim.</w:t>
             </w:r>
           </w:p>
         </w:tc>
@@ -8003,7 +8003,7 @@
                 <w:szCs w:val="22"/>
                 <w:lang w:val="en-US"/>
               </w:rPr>
-              <w:t xml:space="preserve">Talaba amaliyot davomida shamol turbinasi kurakchalaridagi nuqsonlarni dron tasvirlari orqali aniqlovchi modelni tayyorladi va natijalar asosida avtomatik texnik hisobot generatorini ishlab chiqdi. Korxonaning o‘quv metodikasi, o‘qituvchilarni tayyorlash va texnik xizmat yo‘nalishlari bo‘yicha muhokamalarda faol ishtirok etdi. Barcha topshiriqlarni mas’uliyat bilan bajardi, o‘zini intizomli va bilimga intiluvchan mutaxassis sifatida ko‘rsatdi.</w:t>
+              <w:t xml:space="preserve">Talaba amaliyot davomida ma’lumotlar to‘plamini auditdan o‘tkazib qayta qurdi, modelni qayta o‘qitib har bir sinf bo‘yicha baholadi va uning jiddiy kamchiligini aniqlab hujjatlashtirdi. Brauzerda ishlaydigan tahlil ilovasi, jonli kuzatuv va alanga aniqlash modullari ustida ishladi, yer stansiyasi konveyeri hamda xavfsizlik cheklovlari bilan tanishdi. Korxonaning o‘quv metodikasi va o‘qituvchilarni tayyorlash yo‘nalishi bo‘yicha muhokamalarda faol ishtirok etdi. Barcha topshiriqlarni mas’uliyat bilan bajardi, o‘zini intizomli va bilimga intiluvchan mutaxassis sifatida ko‘rsatdi.</w:t>
             </w:r>
           </w:p>
           <w:p>

--- a/Kundalik_daftari_Jorayev_Akbar.docx
+++ b/Kundalik_daftari_Jorayev_Akbar.docx
@@ -335,7 +335,7 @@
                 <w:szCs w:val="22"/>
                 <w:lang w:val="en-US"/>
               </w:rPr>
-              <w:t xml:space="preserve">Toshkent shahridagi Turin politexnika universiteti</w:t>
+              <w:t xml:space="preserve">«DRONE EDUTRAIN» MChJ</w:t>
             </w:r>
           </w:p>
           <w:p>
@@ -366,7 +366,7 @@
                 <w:highlight w:val="yellow"/>
                 <w:lang w:val="en-US"/>
               </w:rPr>
-              <w:t xml:space="preserve">qoshidagi «DRONE EDUTRAIN» MChJ</w:t>
+              <w:t xml:space="preserve">direktori, amaliyot rahbari</w:t>
             </w:r>
           </w:p>
           <w:p>
@@ -386,29 +386,6 @@
                 <w:highlight w:val="yellow"/>
                 <w:lang w:val="en-US"/>
               </w:rPr>
-              <w:t xml:space="preserve">direktori, amaliyot rahbari</w:t>
-            </w:r>
-          </w:p>
-          <w:p>
-            <w:pPr>
-              <w:pStyle w:val="Normal"/>
-              <w:suppressLineNumbers w:val="0"/>
-              <w:bidi w:val="0"/>
-              <w:spacing w:before="0" w:beforeAutospacing="off" w:after="0" w:afterAutospacing="off" w:line="250" w:lineRule="auto"/>
-              <w:ind w:left="0" w:right="0"/>
-              <w:jc w:val="center"/>
-            </w:pPr>
-            <w:r>
-              <w:rPr>
-                <w:rFonts w:ascii="Calibri" w:hAnsi="Calibri" w:eastAsia="Calibri" w:cs="Calibri"/>
-                <w:b w:val="1"/>
-                <w:bCs w:val="1"/>
-                <w:i w:val="0"/>
-                <w:iCs w:val="0"/>
-                <w:sz w:val="22"/>
-                <w:szCs w:val="22"/>
-                <w:lang w:val="en-US"/>
-              </w:rPr>
               <w:t xml:space="preserve">M.M.Malikov</w:t>
             </w:r>
           </w:p>
@@ -428,7 +405,7 @@
                 <w:szCs w:val="22"/>
                 <w:lang w:val="en-US"/>
               </w:rPr>
-              <w:t>2026 yil «____» ____________</w:t>
+              <w:t xml:space="preserve">2026 yil «____» ____________</w:t>
             </w:r>
           </w:p>
         </w:tc>
@@ -792,7 +769,7 @@
                 <w:szCs w:val="21"/>
                 <w:lang w:val="en-US"/>
               </w:rPr>
-              <w:t xml:space="preserve">«DRONE EDUTRAIN» MChJ, Toshkent shahridagi Turin politexnika universiteti qoshidagi ta’lim va ilmiy tadqiqot yo‘nalishi</w:t>
+              <w:t xml:space="preserve">«DRONE EDUTRAIN» MChJ, ta’lim va ilmiy tadqiqot yo‘nalishi</w:t>
             </w:r>
           </w:p>
         </w:tc>
@@ -3154,7 +3131,7 @@
                 <w:szCs w:val="22"/>
                 <w:lang w:val="en-US"/>
               </w:rPr>
-              <w:t xml:space="preserve">Toshkent shahridagi Turin politexnika universiteti</w:t>
+              <w:t xml:space="preserve">«DRONE EDUTRAIN» MChJ,</w:t>
             </w:r>
           </w:p>
           <w:p>
@@ -3173,7 +3150,7 @@
                 <w:szCs w:val="22"/>
                 <w:lang w:val="en-US"/>
               </w:rPr>
-              <w:t xml:space="preserve">qoshidagi «DRONE EDUTRAIN» MChJ</w:t>
+              <w:t xml:space="preserve">ta’lim va ilmiy tadqiqot yo‘nalishi</w:t>
             </w:r>
           </w:p>
           <w:p>
@@ -3421,7 +3398,7 @@
                 <w:szCs w:val="22"/>
                 <w:lang w:val="en-US"/>
               </w:rPr>
-              <w:t xml:space="preserve">Korxonaning xavfsiz dron ta’limi ekotizimini shakllantirish yo‘nalishi, xodimlar o‘rtasidagi vazifalar taqsimoti va amaliyot davomida bajariladigan ishlar ro‘yxati o‘rganildi. Mehnat muhofazasi va xavfsizlik texnikasi bo‘yicha yo‘riqnoma o‘tildi.</w:t>
+              <w:t xml:space="preserve">Korxonaning xavfsiz dron ta’limi ekotizimini shakllantirish yo‘nalishi, xodimlar o‘rtasidagi vazifalar taqsimoti va amaliyot davomida bajariladigan ishlar ro‘yxati o‘rganildi. Korxona mustaqil yuridik shaxs bo‘lib, uning ish o‘rni Toshkent shahridagi Turin politexnika universiteti hududida joylashgani va universitet bilan ayrim ilmiy yo‘nalishlarda hamkorlik qilinishi qayd etildi. Mehnat muhofazasi va xavfsizlik texnikasi bo‘yicha yo‘riqnoma o‘tildi.</w:t>
             </w:r>
           </w:p>
           <w:p>
@@ -4229,7 +4206,7 @@
                 <w:szCs w:val="22"/>
                 <w:lang w:val="en-US"/>
               </w:rPr>
-              <w:t xml:space="preserve">Toshkent shahridagi Turin politexnika universiteti</w:t>
+              <w:t xml:space="preserve">«DRONE EDUTRAIN» MChJ,</w:t>
             </w:r>
           </w:p>
           <w:p>
@@ -4248,7 +4225,7 @@
                 <w:szCs w:val="22"/>
                 <w:lang w:val="en-US"/>
               </w:rPr>
-              <w:t xml:space="preserve">qoshidagi «DRONE EDUTRAIN» MChJ</w:t>
+              <w:t xml:space="preserve">ta’lim va ilmiy tadqiqot yo‘nalishi</w:t>
             </w:r>
           </w:p>
           <w:p>
@@ -5304,7 +5281,7 @@
                 <w:szCs w:val="22"/>
                 <w:lang w:val="en-US"/>
               </w:rPr>
-              <w:t xml:space="preserve">Toshkent shahridagi Turin politexnika universiteti</w:t>
+              <w:t xml:space="preserve">«DRONE EDUTRAIN» MChJ,</w:t>
             </w:r>
           </w:p>
           <w:p>
@@ -5323,7 +5300,7 @@
                 <w:szCs w:val="22"/>
                 <w:lang w:val="en-US"/>
               </w:rPr>
-              <w:t xml:space="preserve">qoshidagi «DRONE EDUTRAIN» MChJ</w:t>
+              <w:t xml:space="preserve">ta’lim va ilmiy tadqiqot yo‘nalishi</w:t>
             </w:r>
           </w:p>
           <w:p>
@@ -6379,7 +6356,7 @@
                 <w:szCs w:val="22"/>
                 <w:lang w:val="en-US"/>
               </w:rPr>
-              <w:t xml:space="preserve">Toshkent shahridagi Turin politexnika universiteti</w:t>
+              <w:t xml:space="preserve">«DRONE EDUTRAIN» MChJ,</w:t>
             </w:r>
           </w:p>
           <w:p>
@@ -6398,7 +6375,7 @@
                 <w:szCs w:val="22"/>
                 <w:lang w:val="en-US"/>
               </w:rPr>
-              <w:t xml:space="preserve">qoshidagi «DRONE EDUTRAIN» MChJ</w:t>
+              <w:t xml:space="preserve">ta’lim va ilmiy tadqiqot yo‘nalishi</w:t>
             </w:r>
           </w:p>
           <w:p>
@@ -7454,7 +7431,7 @@
                 <w:szCs w:val="22"/>
                 <w:lang w:val="en-US"/>
               </w:rPr>
-              <w:t xml:space="preserve">Toshkent shahridagi Turin politexnika universiteti</w:t>
+              <w:t xml:space="preserve">«DRONE EDUTRAIN» MChJ,</w:t>
             </w:r>
           </w:p>
           <w:p>
@@ -7473,7 +7450,7 @@
                 <w:szCs w:val="22"/>
                 <w:lang w:val="en-US"/>
               </w:rPr>
-              <w:t xml:space="preserve">qoshidagi «DRONE EDUTRAIN» MChJ</w:t>
+              <w:t xml:space="preserve">ta’lim va ilmiy tadqiqot yo‘nalishi</w:t>
             </w:r>
           </w:p>
           <w:p>

--- a/Kundalik_daftari_Jorayev_Akbar.docx
+++ b/Kundalik_daftari_Jorayev_Akbar.docx
@@ -3057,9 +3057,7 @@
         </w:tc>
       </w:tr>
       <w:tr>
-        <w:trPr>
-          <w:trHeight w:val="11700" w:hRule="atLeast"/>
-        </w:trPr>
+        <w:trPr/>
         <w:tc>
           <w:tcPr>
             <w:tcW w:w="760" w:type="dxa"/>
@@ -3264,6 +3262,32 @@
               <w:t xml:space="preserve">Shamol turbinasi kurakchalari bo‘yicha mavjud tasvirlar to‘plamini va oldingi model o‘qitish urinishini tahlil qilish.</w:t>
             </w:r>
           </w:p>
+        </w:tc>
+        <w:tc>
+          <w:tcPr>
+            <w:tcW w:w="4366" w:type="dxa"/>
+            <w:tcBorders>
+              <w:top w:val="single" w:color="000000" w:themeColor="accent6" w:sz="6"/>
+              <w:left w:val="single" w:color="000000" w:themeColor="accent6" w:sz="6"/>
+              <w:bottom w:val="single" w:color="000000" w:themeColor="accent6" w:sz="6"/>
+              <w:right w:val="single" w:color="000000" w:themeColor="accent6" w:sz="6"/>
+            </w:tcBorders>
+            <w:tcMar>
+              <w:top w:w="80" w:type="dxa"/>
+              <w:left w:w="100" w:type="dxa"/>
+              <w:bottom w:w="80" w:type="dxa"/>
+              <w:right w:w="100" w:type="dxa"/>
+            </w:tcMar>
+            <w:vAlign w:val="top"/>
+          </w:tcPr>
+          <w:p>
+            <w:pPr>
+              <w:spacing w:after="200"/>
+            </w:pPr>
+            <w:r>
+              <w:t xml:space="preserve"/>
+            </w:r>
+          </w:p>
           <w:p>
             <w:pPr>
               <w:spacing w:before="200" w:after="40" w:line="260"/>
@@ -3279,7 +3303,7 @@
                 <w:sz w:val="22"/>
                 <w:szCs w:val="22"/>
               </w:rPr>
-              <w:t xml:space="preserve">Sana: 11.06.2026</w:t>
+              <w:t xml:space="preserve">Sana: 08.06.2026</w:t>
             </w:r>
           </w:p>
           <w:p>
@@ -3298,7 +3322,7 @@
                 <w:szCs w:val="22"/>
                 <w:lang w:val="en-US"/>
               </w:rPr>
-              <w:t xml:space="preserve">Ma’lumotlar to‘plamini yettita tuzilmaviy mezon bo‘yicha tekshiruvchi audit vositasi bilan tanishish.</w:t>
+              <w:t xml:space="preserve">Korxonaning xavfsiz dron ta’limi ekotizimini shakllantirish yo‘nalishi, xodimlar o‘rtasidagi vazifalar taqsimoti va amaliyot davomida bajariladigan ishlar ro‘yxati o‘rganildi. Korxona mustaqil yuridik shaxs bo‘lib, uning ish o‘rni Toshkent shahridagi Turin politexnika universiteti hududida joylashgani va universitet bilan ayrim ilmiy yo‘nalishlarda hamkorlik qilinishi qayd etildi. Mehnat muhofazasi va xavfsizlik texnikasi bo‘yicha yo‘riqnoma o‘tildi.</w:t>
             </w:r>
           </w:p>
           <w:p>
@@ -3316,7 +3340,7 @@
                 <w:sz w:val="22"/>
                 <w:szCs w:val="22"/>
               </w:rPr>
-              <w:t xml:space="preserve">Sana: 12.06.2026</w:t>
+              <w:t xml:space="preserve">Sana: 09.06.2026</w:t>
             </w:r>
           </w:p>
           <w:p>
@@ -3335,33 +3359,7 @@
                 <w:szCs w:val="22"/>
                 <w:lang w:val="en-US"/>
               </w:rPr>
-              <w:t xml:space="preserve">Auditni mavjud to‘plamda ishga tushirish va natijalarni hujjatlashtirish.</w:t>
-            </w:r>
-          </w:p>
-        </w:tc>
-        <w:tc>
-          <w:tcPr>
-            <w:tcW w:w="4366" w:type="dxa"/>
-            <w:tcBorders>
-              <w:top w:val="single" w:color="000000" w:themeColor="accent6" w:sz="6"/>
-              <w:left w:val="single" w:color="000000" w:themeColor="accent6" w:sz="6"/>
-              <w:bottom w:val="single" w:color="000000" w:themeColor="accent6" w:sz="6"/>
-              <w:right w:val="single" w:color="000000" w:themeColor="accent6" w:sz="6"/>
-            </w:tcBorders>
-            <w:tcMar>
-              <w:top w:w="80" w:type="dxa"/>
-              <w:left w:w="100" w:type="dxa"/>
-              <w:bottom w:w="80" w:type="dxa"/>
-              <w:right w:w="100" w:type="dxa"/>
-            </w:tcMar>
-            <w:vAlign w:val="top"/>
-          </w:tcPr>
-          <w:p>
-            <w:pPr>
-              <w:spacing w:after="200"/>
-            </w:pPr>
-            <w:r>
-              <w:t xml:space="preserve"/>
+              <w:t xml:space="preserve">Paketning to‘rtta tarkibiy qismi, bitta paket 11 dona uskunadan iborat bo‘lib 10 nafar talaba va 1 nafar trener uchun mo‘ljallangani aniqlandi. Uskunaning og‘irligi 85 gramm, parvoz vaqti taxminan 6 daqiqa, kamerasiz va GPS siz ishlashi hamda 250 grammdan yengil dronlarga qo‘yiladigan talablarga mos kelishi ko‘rib chiqildi.</w:t>
             </w:r>
           </w:p>
           <w:p>
@@ -3379,7 +3377,7 @@
                 <w:sz w:val="22"/>
                 <w:szCs w:val="22"/>
               </w:rPr>
-              <w:t xml:space="preserve">Sana: 08.06.2026</w:t>
+              <w:t xml:space="preserve">Sana: 10.06.2026</w:t>
             </w:r>
           </w:p>
           <w:p>
@@ -3398,9 +3396,68 @@
                 <w:szCs w:val="22"/>
                 <w:lang w:val="en-US"/>
               </w:rPr>
-              <w:t xml:space="preserve">Korxonaning xavfsiz dron ta’limi ekotizimini shakllantirish yo‘nalishi, xodimlar o‘rtasidagi vazifalar taqsimoti va amaliyot davomida bajariladigan ishlar ro‘yxati o‘rganildi. Korxona mustaqil yuridik shaxs bo‘lib, uning ish o‘rni Toshkent shahridagi Turin politexnika universiteti hududida joylashgani va universitet bilan ayrim ilmiy yo‘nalishlarda hamkorlik qilinishi qayd etildi. Mehnat muhofazasi va xavfsizlik texnikasi bo‘yicha yo‘riqnoma o‘tildi.</w:t>
-            </w:r>
-          </w:p>
+              <w:t xml:space="preserve">To‘plamda 7520 ta tasvir borligi, sinflar taqsimoti keskin nomutanosib ekanligi va healthy sinfidagi belgilar segmentatsiya ko‘pburchagi, nuqson sinflari esa chegaralovchi ramka ko‘rinishida ekanligi aniqlandi. Oldingi o‘qitish seans vaqti tugagani sababli yetti davrda uzilib qolgani qayd etildi.</w:t>
+            </w:r>
+          </w:p>
+        </w:tc>
+      </w:tr>
+      <w:tr>
+        <w:trPr/>
+        <w:tc>
+          <w:tcPr>
+            <w:tcW w:w="760" w:type="dxa"/>
+            <w:tcBorders>
+              <w:top w:val="single" w:color="000000" w:themeColor="accent6" w:sz="6"/>
+              <w:left w:val="single" w:color="000000" w:themeColor="accent6" w:sz="6"/>
+              <w:bottom w:val="single" w:color="000000" w:themeColor="accent6" w:sz="6"/>
+              <w:right w:val="single" w:color="000000" w:themeColor="accent6" w:sz="6"/>
+            </w:tcBorders>
+            <w:tcMar>
+              <w:top w:w="80" w:type="dxa"/>
+              <w:left w:w="100" w:type="dxa"/>
+              <w:bottom w:w="80" w:type="dxa"/>
+              <w:right w:w="100" w:type="dxa"/>
+            </w:tcMar>
+            <w:textDirection w:val="btLr"/>
+            <w:vAlign w:val="center"/>
+          </w:tcPr>
+          <w:p>
+            <w:pPr>
+              <w:spacing w:before="0" w:after="60" w:line="260" w:lineRule="auto"/>
+              <w:jc w:val="center"/>
+            </w:pPr>
+            <w:r>
+              <w:rPr>
+                <w:rFonts w:ascii="Calibri" w:hAnsi="Calibri" w:eastAsia="Calibri" w:cs="Calibri"/>
+                <w:b w:val="1"/>
+                <w:bCs w:val="1"/>
+                <w:i w:val="1"/>
+                <w:iCs w:val="1"/>
+                <w:sz w:val="20"/>
+                <w:szCs w:val="20"/>
+                <w:lang w:val="en-US"/>
+              </w:rPr>
+              <w:t xml:space="preserve">«08».06.2026 yildan «12».06.2026 yilga qadar.</w:t>
+            </w:r>
+          </w:p>
+        </w:tc>
+        <w:tc>
+          <w:tcPr>
+            <w:tcW w:w="3900" w:type="dxa"/>
+            <w:tcBorders>
+              <w:top w:val="single" w:color="000000" w:themeColor="accent6" w:sz="6"/>
+              <w:left w:val="single" w:color="000000" w:themeColor="accent6" w:sz="6"/>
+              <w:bottom w:val="single" w:color="000000" w:themeColor="accent6" w:sz="6"/>
+              <w:right w:val="single" w:color="000000" w:themeColor="accent6" w:sz="6"/>
+            </w:tcBorders>
+            <w:tcMar>
+              <w:top w:w="80" w:type="dxa"/>
+              <w:left w:w="100" w:type="dxa"/>
+              <w:bottom w:w="80" w:type="dxa"/>
+              <w:right w:w="100" w:type="dxa"/>
+            </w:tcMar>
+            <w:vAlign w:val="top"/>
+          </w:tcPr>
           <w:p>
             <w:pPr>
               <w:spacing w:before="200" w:after="40" w:line="260"/>
@@ -3416,7 +3473,7 @@
                 <w:sz w:val="22"/>
                 <w:szCs w:val="22"/>
               </w:rPr>
-              <w:t xml:space="preserve">Sana: 09.06.2026</w:t>
+              <w:t xml:space="preserve">Sana: 11.06.2026</w:t>
             </w:r>
           </w:p>
           <w:p>
@@ -3435,7 +3492,7 @@
                 <w:szCs w:val="22"/>
                 <w:lang w:val="en-US"/>
               </w:rPr>
-              <w:t xml:space="preserve">Paketning to‘rtta tarkibiy qismi, bitta paket 11 dona uskunadan iborat bo‘lib 10 nafar talaba va 1 nafar trener uchun mo‘ljallangani aniqlandi. Uskunaning og‘irligi 85 gramm, parvoz vaqti taxminan 6 daqiqa, kamerasiz va GPS siz ishlashi hamda 250 grammdan yengil dronlarga qo‘yiladigan talablarga mos kelishi ko‘rib chiqildi.</w:t>
+              <w:t xml:space="preserve">Ma’lumotlar to‘plamini yettita tuzilmaviy mezon bo‘yicha tekshiruvchi audit vositasi bilan tanishish.</w:t>
             </w:r>
           </w:p>
           <w:p>
@@ -3453,7 +3510,7 @@
                 <w:sz w:val="22"/>
                 <w:szCs w:val="22"/>
               </w:rPr>
-              <w:t xml:space="preserve">Sana: 10.06.2026</w:t>
+              <w:t xml:space="preserve">Sana: 12.06.2026</w:t>
             </w:r>
           </w:p>
           <w:p>
@@ -3472,7 +3529,33 @@
                 <w:szCs w:val="22"/>
                 <w:lang w:val="en-US"/>
               </w:rPr>
-              <w:t xml:space="preserve">To‘plamda 7520 ta tasvir borligi, sinflar taqsimoti keskin nomutanosib ekanligi va healthy sinfidagi belgilar segmentatsiya ko‘pburchagi, nuqson sinflari esa chegaralovchi ramka ko‘rinishida ekanligi aniqlandi. Oldingi o‘qitish seans vaqti tugagani sababli yetti davrda uzilib qolgani qayd etildi.</w:t>
+              <w:t xml:space="preserve">Auditni mavjud to‘plamda ishga tushirish va natijalarni hujjatlashtirish.</w:t>
+            </w:r>
+          </w:p>
+        </w:tc>
+        <w:tc>
+          <w:tcPr>
+            <w:tcW w:w="4366" w:type="dxa"/>
+            <w:tcBorders>
+              <w:top w:val="single" w:color="000000" w:themeColor="accent6" w:sz="6"/>
+              <w:left w:val="single" w:color="000000" w:themeColor="accent6" w:sz="6"/>
+              <w:bottom w:val="single" w:color="000000" w:themeColor="accent6" w:sz="6"/>
+              <w:right w:val="single" w:color="000000" w:themeColor="accent6" w:sz="6"/>
+            </w:tcBorders>
+            <w:tcMar>
+              <w:top w:w="80" w:type="dxa"/>
+              <w:left w:w="100" w:type="dxa"/>
+              <w:bottom w:w="80" w:type="dxa"/>
+              <w:right w:w="100" w:type="dxa"/>
+            </w:tcMar>
+            <w:vAlign w:val="top"/>
+          </w:tcPr>
+          <w:p>
+            <w:pPr>
+              <w:spacing w:after="200"/>
+            </w:pPr>
+            <w:r>
+              <w:t xml:space="preserve"/>
             </w:r>
           </w:p>
           <w:p>
@@ -3655,9 +3738,7 @@
         </w:tc>
       </w:tr>
       <w:tr>
-        <w:trPr>
-          <w:trHeight w:val="11700" w:hRule="atLeast"/>
-        </w:trPr>
+        <w:trPr/>
         <w:tc>
           <w:tcPr>
             <w:tcW w:w="4513" w:type="dxa"/>
@@ -4132,9 +4213,7 @@
         </w:tc>
       </w:tr>
       <w:tr>
-        <w:trPr>
-          <w:trHeight w:val="11700" w:hRule="atLeast"/>
-        </w:trPr>
+        <w:trPr/>
         <w:tc>
           <w:tcPr>
             <w:tcW w:w="760" w:type="dxa"/>
@@ -4339,6 +4418,32 @@
               <w:t xml:space="preserve">Tasvir sifati auditini o‘tkazish va takroriy kadrlarni yo‘qotish.</w:t>
             </w:r>
           </w:p>
+        </w:tc>
+        <w:tc>
+          <w:tcPr>
+            <w:tcW w:w="4366" w:type="dxa"/>
+            <w:tcBorders>
+              <w:top w:val="single" w:color="000000" w:themeColor="accent6" w:sz="6"/>
+              <w:left w:val="single" w:color="000000" w:themeColor="accent6" w:sz="6"/>
+              <w:bottom w:val="single" w:color="000000" w:themeColor="accent6" w:sz="6"/>
+              <w:right w:val="single" w:color="000000" w:themeColor="accent6" w:sz="6"/>
+            </w:tcBorders>
+            <w:tcMar>
+              <w:top w:w="80" w:type="dxa"/>
+              <w:left w:w="100" w:type="dxa"/>
+              <w:bottom w:w="80" w:type="dxa"/>
+              <w:right w:w="100" w:type="dxa"/>
+            </w:tcMar>
+            <w:vAlign w:val="top"/>
+          </w:tcPr>
+          <w:p>
+            <w:pPr>
+              <w:spacing w:after="200"/>
+            </w:pPr>
+            <w:r>
+              <w:t xml:space="preserve"/>
+            </w:r>
+          </w:p>
           <w:p>
             <w:pPr>
               <w:spacing w:before="200" w:after="40" w:line="260"/>
@@ -4354,7 +4459,7 @@
                 <w:sz w:val="22"/>
                 <w:szCs w:val="22"/>
               </w:rPr>
-              <w:t xml:space="preserve">Sana: 18.06.2026</w:t>
+              <w:t xml:space="preserve">Sana: 15.06.2026</w:t>
             </w:r>
           </w:p>
           <w:p>
@@ -4373,7 +4478,7 @@
                 <w:szCs w:val="22"/>
                 <w:lang w:val="en-US"/>
               </w:rPr>
-              <w:t xml:space="preserve">Auditni qayta ishga tushirish va o‘qitish konfiguratsiyasini alohida skriptga chiqarish.</w:t>
+              <w:t xml:space="preserve">Bir manba tasvirdan olingan sun’iy nusxalar faqat bitta bo‘linmaga tushishi ta’minlandi, aks holda tekshirish to‘plami o‘qitish to‘plamining takroriga aylanishi aniqlandi. Segmentatsiya ko‘pburchaklari yagona chegaralovchi ramka formatiga keltirildi.</w:t>
             </w:r>
           </w:p>
           <w:p>
@@ -4391,7 +4496,7 @@
                 <w:sz w:val="22"/>
                 <w:szCs w:val="22"/>
               </w:rPr>
-              <w:t xml:space="preserve">Sana: 19.06.2026</w:t>
+              <w:t xml:space="preserve">Sana: 16.06.2026</w:t>
             </w:r>
           </w:p>
           <w:p>
@@ -4410,33 +4515,7 @@
                 <w:szCs w:val="22"/>
                 <w:lang w:val="en-US"/>
               </w:rPr>
-              <w:t xml:space="preserve">Modelni 960 piksel o‘lchamda qayta o‘qitish va jarayonni nazorat qilish.</w:t>
-            </w:r>
-          </w:p>
-        </w:tc>
-        <w:tc>
-          <w:tcPr>
-            <w:tcW w:w="4366" w:type="dxa"/>
-            <w:tcBorders>
-              <w:top w:val="single" w:color="000000" w:themeColor="accent6" w:sz="6"/>
-              <w:left w:val="single" w:color="000000" w:themeColor="accent6" w:sz="6"/>
-              <w:bottom w:val="single" w:color="000000" w:themeColor="accent6" w:sz="6"/>
-              <w:right w:val="single" w:color="000000" w:themeColor="accent6" w:sz="6"/>
-            </w:tcBorders>
-            <w:tcMar>
-              <w:top w:w="80" w:type="dxa"/>
-              <w:left w:w="100" w:type="dxa"/>
-              <w:bottom w:w="80" w:type="dxa"/>
-              <w:right w:w="100" w:type="dxa"/>
-            </w:tcMar>
-            <w:vAlign w:val="top"/>
-          </w:tcPr>
-          <w:p>
-            <w:pPr>
-              <w:spacing w:after="200"/>
-            </w:pPr>
-            <w:r>
-              <w:t xml:space="preserve"/>
+              <w:t xml:space="preserve">To‘plam avval oraliq katalogda tayyorlanib, so‘ngra almashtiriladigan qilindi, shunda uzilish yuz berganda eski to‘plam yo‘qolmaydi. Har bir bo‘linmaga alohida tasodifiy sonlar manbasi berildi, shunda o‘qitish qismidagi o‘zgarish tekshirish va sinov qismlarini siljitmaydi. Yorliqsiz tasvirlar nuqson emas, manfiy namuna sifatida hisoblandi.</w:t>
             </w:r>
           </w:p>
           <w:p>
@@ -4454,7 +4533,7 @@
                 <w:sz w:val="22"/>
                 <w:szCs w:val="22"/>
               </w:rPr>
-              <w:t xml:space="preserve">Sana: 15.06.2026</w:t>
+              <w:t xml:space="preserve">Sana: 17.06.2026</w:t>
             </w:r>
           </w:p>
           <w:p>
@@ -4473,9 +4552,68 @@
                 <w:szCs w:val="22"/>
                 <w:lang w:val="en-US"/>
               </w:rPr>
-              <w:t xml:space="preserve">Bir manba tasvirdan olingan sun’iy nusxalar faqat bitta bo‘linmaga tushishi ta’minlandi, aks holda tekshirish to‘plami o‘qitish to‘plamining takroriga aylanishi aniqlandi. Segmentatsiya ko‘pburchaklari yagona chegaralovchi ramka formatiga keltirildi.</w:t>
-            </w:r>
-          </w:p>
+              <w:t xml:space="preserve">Ravshanlik Laplas dispersiyasi orqali baholandi va belgilangan chegaradan past kadrlar chiqarib tashlandi. Farq xeshi yordamida bir biriga juda o‘xshash kadrlar aniqlanib, ular orasidan bittasi qoldirildi. Turli manzaralar soni alohida sanaldi.</w:t>
+            </w:r>
+          </w:p>
+        </w:tc>
+      </w:tr>
+      <w:tr>
+        <w:trPr/>
+        <w:tc>
+          <w:tcPr>
+            <w:tcW w:w="760" w:type="dxa"/>
+            <w:tcBorders>
+              <w:top w:val="single" w:color="000000" w:themeColor="accent6" w:sz="6"/>
+              <w:left w:val="single" w:color="000000" w:themeColor="accent6" w:sz="6"/>
+              <w:bottom w:val="single" w:color="000000" w:themeColor="accent6" w:sz="6"/>
+              <w:right w:val="single" w:color="000000" w:themeColor="accent6" w:sz="6"/>
+            </w:tcBorders>
+            <w:tcMar>
+              <w:top w:w="80" w:type="dxa"/>
+              <w:left w:w="100" w:type="dxa"/>
+              <w:bottom w:w="80" w:type="dxa"/>
+              <w:right w:w="100" w:type="dxa"/>
+            </w:tcMar>
+            <w:textDirection w:val="btLr"/>
+            <w:vAlign w:val="center"/>
+          </w:tcPr>
+          <w:p>
+            <w:pPr>
+              <w:spacing w:before="0" w:after="60" w:line="260" w:lineRule="auto"/>
+              <w:jc w:val="center"/>
+            </w:pPr>
+            <w:r>
+              <w:rPr>
+                <w:rFonts w:ascii="Calibri" w:hAnsi="Calibri" w:eastAsia="Calibri" w:cs="Calibri"/>
+                <w:b w:val="1"/>
+                <w:bCs w:val="1"/>
+                <w:i w:val="1"/>
+                <w:iCs w:val="1"/>
+                <w:sz w:val="20"/>
+                <w:szCs w:val="20"/>
+                <w:lang w:val="en-US"/>
+              </w:rPr>
+              <w:t xml:space="preserve">«15».06.2026 yildan «19».06.2026 yilga qadar.</w:t>
+            </w:r>
+          </w:p>
+        </w:tc>
+        <w:tc>
+          <w:tcPr>
+            <w:tcW w:w="3900" w:type="dxa"/>
+            <w:tcBorders>
+              <w:top w:val="single" w:color="000000" w:themeColor="accent6" w:sz="6"/>
+              <w:left w:val="single" w:color="000000" w:themeColor="accent6" w:sz="6"/>
+              <w:bottom w:val="single" w:color="000000" w:themeColor="accent6" w:sz="6"/>
+              <w:right w:val="single" w:color="000000" w:themeColor="accent6" w:sz="6"/>
+            </w:tcBorders>
+            <w:tcMar>
+              <w:top w:w="80" w:type="dxa"/>
+              <w:left w:w="100" w:type="dxa"/>
+              <w:bottom w:w="80" w:type="dxa"/>
+              <w:right w:w="100" w:type="dxa"/>
+            </w:tcMar>
+            <w:vAlign w:val="top"/>
+          </w:tcPr>
           <w:p>
             <w:pPr>
               <w:spacing w:before="200" w:after="40" w:line="260"/>
@@ -4491,7 +4629,7 @@
                 <w:sz w:val="22"/>
                 <w:szCs w:val="22"/>
               </w:rPr>
-              <w:t xml:space="preserve">Sana: 16.06.2026</w:t>
+              <w:t xml:space="preserve">Sana: 18.06.2026</w:t>
             </w:r>
           </w:p>
           <w:p>
@@ -4510,7 +4648,7 @@
                 <w:szCs w:val="22"/>
                 <w:lang w:val="en-US"/>
               </w:rPr>
-              <w:t xml:space="preserve">To‘plam avval oraliq katalogda tayyorlanib, so‘ngra almashtiriladigan qilindi, shunda uzilish yuz berganda eski to‘plam yo‘qolmaydi. Har bir bo‘linmaga alohida tasodifiy sonlar manbasi berildi, shunda o‘qitish qismidagi o‘zgarish tekshirish va sinov qismlarini siljitmaydi. Yorliqsiz tasvirlar nuqson emas, manfiy namuna sifatida hisoblandi.</w:t>
+              <w:t xml:space="preserve">Auditni qayta ishga tushirish va o‘qitish konfiguratsiyasini alohida skriptga chiqarish.</w:t>
             </w:r>
           </w:p>
           <w:p>
@@ -4528,7 +4666,7 @@
                 <w:sz w:val="22"/>
                 <w:szCs w:val="22"/>
               </w:rPr>
-              <w:t xml:space="preserve">Sana: 17.06.2026</w:t>
+              <w:t xml:space="preserve">Sana: 19.06.2026</w:t>
             </w:r>
           </w:p>
           <w:p>
@@ -4547,7 +4685,33 @@
                 <w:szCs w:val="22"/>
                 <w:lang w:val="en-US"/>
               </w:rPr>
-              <w:t xml:space="preserve">Ravshanlik Laplas dispersiyasi orqali baholandi va belgilangan chegaradan past kadrlar chiqarib tashlandi. Farq xeshi yordamida bir biriga juda o‘xshash kadrlar aniqlanib, ular orasidan bittasi qoldirildi. Turli manzaralar soni alohida sanaldi.</w:t>
+              <w:t xml:space="preserve">Modelni 960 piksel o‘lchamda qayta o‘qitish va jarayonni nazorat qilish.</w:t>
+            </w:r>
+          </w:p>
+        </w:tc>
+        <w:tc>
+          <w:tcPr>
+            <w:tcW w:w="4366" w:type="dxa"/>
+            <w:tcBorders>
+              <w:top w:val="single" w:color="000000" w:themeColor="accent6" w:sz="6"/>
+              <w:left w:val="single" w:color="000000" w:themeColor="accent6" w:sz="6"/>
+              <w:bottom w:val="single" w:color="000000" w:themeColor="accent6" w:sz="6"/>
+              <w:right w:val="single" w:color="000000" w:themeColor="accent6" w:sz="6"/>
+            </w:tcBorders>
+            <w:tcMar>
+              <w:top w:w="80" w:type="dxa"/>
+              <w:left w:w="100" w:type="dxa"/>
+              <w:bottom w:w="80" w:type="dxa"/>
+              <w:right w:w="100" w:type="dxa"/>
+            </w:tcMar>
+            <w:vAlign w:val="top"/>
+          </w:tcPr>
+          <w:p>
+            <w:pPr>
+              <w:spacing w:after="200"/>
+            </w:pPr>
+            <w:r>
+              <w:t xml:space="preserve"/>
             </w:r>
           </w:p>
           <w:p>
@@ -4730,9 +4894,7 @@
         </w:tc>
       </w:tr>
       <w:tr>
-        <w:trPr>
-          <w:trHeight w:val="11700" w:hRule="atLeast"/>
-        </w:trPr>
+        <w:trPr/>
         <w:tc>
           <w:tcPr>
             <w:tcW w:w="4513" w:type="dxa"/>
@@ -5207,9 +5369,7 @@
         </w:tc>
       </w:tr>
       <w:tr>
-        <w:trPr>
-          <w:trHeight w:val="11700" w:hRule="atLeast"/>
-        </w:trPr>
+        <w:trPr/>
         <w:tc>
           <w:tcPr>
             <w:tcW w:w="760" w:type="dxa"/>
@@ -5414,6 +5574,32 @@
               <w:t xml:space="preserve">Model sinovida aniqlangan jiddiy kamchilikni tahlil qilish.</w:t>
             </w:r>
           </w:p>
+        </w:tc>
+        <w:tc>
+          <w:tcPr>
+            <w:tcW w:w="4366" w:type="dxa"/>
+            <w:tcBorders>
+              <w:top w:val="single" w:color="000000" w:themeColor="accent6" w:sz="6"/>
+              <w:left w:val="single" w:color="000000" w:themeColor="accent6" w:sz="6"/>
+              <w:bottom w:val="single" w:color="000000" w:themeColor="accent6" w:sz="6"/>
+              <w:right w:val="single" w:color="000000" w:themeColor="accent6" w:sz="6"/>
+            </w:tcBorders>
+            <w:tcMar>
+              <w:top w:w="80" w:type="dxa"/>
+              <w:left w:w="100" w:type="dxa"/>
+              <w:bottom w:w="80" w:type="dxa"/>
+              <w:right w:w="100" w:type="dxa"/>
+            </w:tcMar>
+            <w:vAlign w:val="top"/>
+          </w:tcPr>
+          <w:p>
+            <w:pPr>
+              <w:spacing w:after="200"/>
+            </w:pPr>
+            <w:r>
+              <w:t xml:space="preserve"/>
+            </w:r>
+          </w:p>
           <w:p>
             <w:pPr>
               <w:spacing w:before="200" w:after="40" w:line="260"/>
@@ -5429,7 +5615,7 @@
                 <w:sz w:val="22"/>
                 <w:szCs w:val="22"/>
               </w:rPr>
-              <w:t xml:space="preserve">Sana: 25.06.2026</w:t>
+              <w:t xml:space="preserve">Sana: 22.06.2026</w:t>
             </w:r>
           </w:p>
           <w:p>
@@ -5448,7 +5634,7 @@
                 <w:szCs w:val="22"/>
                 <w:lang w:val="en-US"/>
               </w:rPr>
-              <w:t xml:space="preserve">Modelni metrikalari bilan arxivga o‘tkazish va yangi to‘plamga qo‘yiladigan talablarni yozish.</w:t>
+              <w:t xml:space="preserve">Sinov to‘plamida umumiy ko‘rsatkichlar olindi: mAP@0.5 qiymati 0.759, mAP@0.5:0.95 qiymati 0.478, aniqlik 0.708 va to‘liqlik 0.792. Sinflar bo‘yicha natija sezilarli farq qildi: crack uchun mAP@0.5 qiymati 0.938, surface peeling uchun 0.781, corrosion uchun esa atigi 0.557.</w:t>
             </w:r>
           </w:p>
           <w:p>
@@ -5466,7 +5652,7 @@
                 <w:sz w:val="22"/>
                 <w:szCs w:val="22"/>
               </w:rPr>
-              <w:t xml:space="preserve">Sana: 26.06.2026</w:t>
+              <w:t xml:space="preserve">Sana: 23.06.2026</w:t>
             </w:r>
           </w:p>
           <w:p>
@@ -5485,33 +5671,7 @@
                 <w:szCs w:val="22"/>
                 <w:lang w:val="en-US"/>
               </w:rPr>
-              <w:t xml:space="preserve">Modelni ONNX formatiga eksport qilish, int8 kvantlash va dekoder muvofiqligini tekshirish.</w:t>
-            </w:r>
-          </w:p>
-        </w:tc>
-        <w:tc>
-          <w:tcPr>
-            <w:tcW w:w="4366" w:type="dxa"/>
-            <w:tcBorders>
-              <w:top w:val="single" w:color="000000" w:themeColor="accent6" w:sz="6"/>
-              <w:left w:val="single" w:color="000000" w:themeColor="accent6" w:sz="6"/>
-              <w:bottom w:val="single" w:color="000000" w:themeColor="accent6" w:sz="6"/>
-              <w:right w:val="single" w:color="000000" w:themeColor="accent6" w:sz="6"/>
-            </w:tcBorders>
-            <w:tcMar>
-              <w:top w:w="80" w:type="dxa"/>
-              <w:left w:w="100" w:type="dxa"/>
-              <w:bottom w:w="80" w:type="dxa"/>
-              <w:right w:w="100" w:type="dxa"/>
-            </w:tcMar>
-            <w:vAlign w:val="top"/>
-          </w:tcPr>
-          <w:p>
-            <w:pPr>
-              <w:spacing w:after="200"/>
-            </w:pPr>
-            <w:r>
-              <w:t xml:space="preserve"/>
+              <w:t xml:space="preserve">Model 400 ta soz kurakcha tasviriga qo‘llanildi va chizilgan ramkalar ko‘zdan kechirildi. Soxta ijobiy natija ulushi 0.5 foizni tashkil etdi.</w:t>
             </w:r>
           </w:p>
           <w:p>
@@ -5529,7 +5689,7 @@
                 <w:sz w:val="22"/>
                 <w:szCs w:val="22"/>
               </w:rPr>
-              <w:t xml:space="preserve">Sana: 22.06.2026</w:t>
+              <w:t xml:space="preserve">Sana: 24.06.2026</w:t>
             </w:r>
           </w:p>
           <w:p>
@@ -5548,9 +5708,68 @@
                 <w:szCs w:val="22"/>
                 <w:lang w:val="en-US"/>
               </w:rPr>
-              <w:t xml:space="preserve">Sinov to‘plamida umumiy ko‘rsatkichlar olindi: mAP@0.5 qiymati 0.759, mAP@0.5:0.95 qiymati 0.478, aniqlik 0.708 va to‘liqlik 0.792. Sinflar bo‘yicha natija sezilarli farq qildi: crack uchun mAP@0.5 qiymati 0.938, surface peeling uchun 0.781, corrosion uchun esa atigi 0.557.</w:t>
-            </w:r>
-          </w:p>
+              <w:t xml:space="preserve">Yaxshi ko‘rsatkichlarga qaramay model kurakchasi butunlay uzilgan turbina fotosuratida hech qanday nuqson topmadi. Uchta sabab aniqlandi: sinflar ro‘yxatida konstruksiyaviy buzilish umuman yo‘q edi, barcha nuqson namunalari yaqindan olingan tasvirlar edi, manfiy namunalar esa uzoqdan olingan kadrlardan iborat bo‘lgani uchun model keng qamrovli suratni nuqsonsizlik belgisi sifatida o‘rgangan edi.</w:t>
+            </w:r>
+          </w:p>
+        </w:tc>
+      </w:tr>
+      <w:tr>
+        <w:trPr/>
+        <w:tc>
+          <w:tcPr>
+            <w:tcW w:w="760" w:type="dxa"/>
+            <w:tcBorders>
+              <w:top w:val="single" w:color="000000" w:themeColor="accent6" w:sz="6"/>
+              <w:left w:val="single" w:color="000000" w:themeColor="accent6" w:sz="6"/>
+              <w:bottom w:val="single" w:color="000000" w:themeColor="accent6" w:sz="6"/>
+              <w:right w:val="single" w:color="000000" w:themeColor="accent6" w:sz="6"/>
+            </w:tcBorders>
+            <w:tcMar>
+              <w:top w:w="80" w:type="dxa"/>
+              <w:left w:w="100" w:type="dxa"/>
+              <w:bottom w:w="80" w:type="dxa"/>
+              <w:right w:w="100" w:type="dxa"/>
+            </w:tcMar>
+            <w:textDirection w:val="btLr"/>
+            <w:vAlign w:val="center"/>
+          </w:tcPr>
+          <w:p>
+            <w:pPr>
+              <w:spacing w:before="0" w:after="60" w:line="260" w:lineRule="auto"/>
+              <w:jc w:val="center"/>
+            </w:pPr>
+            <w:r>
+              <w:rPr>
+                <w:rFonts w:ascii="Calibri" w:hAnsi="Calibri" w:eastAsia="Calibri" w:cs="Calibri"/>
+                <w:b w:val="1"/>
+                <w:bCs w:val="1"/>
+                <w:i w:val="1"/>
+                <w:iCs w:val="1"/>
+                <w:sz w:val="20"/>
+                <w:szCs w:val="20"/>
+                <w:lang w:val="en-US"/>
+              </w:rPr>
+              <w:t xml:space="preserve">«22».06.2026 yildan «26».06.2026 yilga qadar.</w:t>
+            </w:r>
+          </w:p>
+        </w:tc>
+        <w:tc>
+          <w:tcPr>
+            <w:tcW w:w="3900" w:type="dxa"/>
+            <w:tcBorders>
+              <w:top w:val="single" w:color="000000" w:themeColor="accent6" w:sz="6"/>
+              <w:left w:val="single" w:color="000000" w:themeColor="accent6" w:sz="6"/>
+              <w:bottom w:val="single" w:color="000000" w:themeColor="accent6" w:sz="6"/>
+              <w:right w:val="single" w:color="000000" w:themeColor="accent6" w:sz="6"/>
+            </w:tcBorders>
+            <w:tcMar>
+              <w:top w:w="80" w:type="dxa"/>
+              <w:left w:w="100" w:type="dxa"/>
+              <w:bottom w:w="80" w:type="dxa"/>
+              <w:right w:w="100" w:type="dxa"/>
+            </w:tcMar>
+            <w:vAlign w:val="top"/>
+          </w:tcPr>
           <w:p>
             <w:pPr>
               <w:spacing w:before="200" w:after="40" w:line="260"/>
@@ -5566,7 +5785,7 @@
                 <w:sz w:val="22"/>
                 <w:szCs w:val="22"/>
               </w:rPr>
-              <w:t xml:space="preserve">Sana: 23.06.2026</w:t>
+              <w:t xml:space="preserve">Sana: 25.06.2026</w:t>
             </w:r>
           </w:p>
           <w:p>
@@ -5585,7 +5804,7 @@
                 <w:szCs w:val="22"/>
                 <w:lang w:val="en-US"/>
               </w:rPr>
-              <w:t xml:space="preserve">Model 400 ta soz kurakcha tasviriga qo‘llanildi va chizilgan ramkalar ko‘zdan kechirildi. Soxta ijobiy natija ulushi 0.5 foizni tashkil etdi.</w:t>
+              <w:t xml:space="preserve">Modelni metrikalari bilan arxivga o‘tkazish va yangi to‘plamga qo‘yiladigan talablarni yozish.</w:t>
             </w:r>
           </w:p>
           <w:p>
@@ -5603,7 +5822,7 @@
                 <w:sz w:val="22"/>
                 <w:szCs w:val="22"/>
               </w:rPr>
-              <w:t xml:space="preserve">Sana: 24.06.2026</w:t>
+              <w:t xml:space="preserve">Sana: 26.06.2026</w:t>
             </w:r>
           </w:p>
           <w:p>
@@ -5622,7 +5841,33 @@
                 <w:szCs w:val="22"/>
                 <w:lang w:val="en-US"/>
               </w:rPr>
-              <w:t xml:space="preserve">Yaxshi ko‘rsatkichlarga qaramay model kurakchasi butunlay uzilgan turbina fotosuratida hech qanday nuqson topmadi. Uchta sabab aniqlandi: sinflar ro‘yxatida konstruksiyaviy buzilish umuman yo‘q edi, barcha nuqson namunalari yaqindan olingan tasvirlar edi, manfiy namunalar esa uzoqdan olingan kadrlardan iborat bo‘lgani uchun model keng qamrovli suratni nuqsonsizlik belgisi sifatida o‘rgangan edi.</w:t>
+              <w:t xml:space="preserve">Modelni ONNX formatiga eksport qilish, int8 kvantlash va dekoder muvofiqligini tekshirish.</w:t>
+            </w:r>
+          </w:p>
+        </w:tc>
+        <w:tc>
+          <w:tcPr>
+            <w:tcW w:w="4366" w:type="dxa"/>
+            <w:tcBorders>
+              <w:top w:val="single" w:color="000000" w:themeColor="accent6" w:sz="6"/>
+              <w:left w:val="single" w:color="000000" w:themeColor="accent6" w:sz="6"/>
+              <w:bottom w:val="single" w:color="000000" w:themeColor="accent6" w:sz="6"/>
+              <w:right w:val="single" w:color="000000" w:themeColor="accent6" w:sz="6"/>
+            </w:tcBorders>
+            <w:tcMar>
+              <w:top w:w="80" w:type="dxa"/>
+              <w:left w:w="100" w:type="dxa"/>
+              <w:bottom w:w="80" w:type="dxa"/>
+              <w:right w:w="100" w:type="dxa"/>
+            </w:tcMar>
+            <w:vAlign w:val="top"/>
+          </w:tcPr>
+          <w:p>
+            <w:pPr>
+              <w:spacing w:after="200"/>
+            </w:pPr>
+            <w:r>
+              <w:t xml:space="preserve"/>
             </w:r>
           </w:p>
           <w:p>
@@ -5805,9 +6050,7 @@
         </w:tc>
       </w:tr>
       <w:tr>
-        <w:trPr>
-          <w:trHeight w:val="11700" w:hRule="atLeast"/>
-        </w:trPr>
+        <w:trPr/>
         <w:tc>
           <w:tcPr>
             <w:tcW w:w="4513" w:type="dxa"/>
@@ -6282,9 +6525,7 @@
         </w:tc>
       </w:tr>
       <w:tr>
-        <w:trPr>
-          <w:trHeight w:val="11700" w:hRule="atLeast"/>
-        </w:trPr>
+        <w:trPr/>
         <w:tc>
           <w:tcPr>
             <w:tcW w:w="760" w:type="dxa"/>
@@ -6489,6 +6730,32 @@
               <w:t xml:space="preserve">Video fayllardan tahlilga yaroqli kadrlarni tanlash modulini ishlab chiqish.</w:t>
             </w:r>
           </w:p>
+        </w:tc>
+        <w:tc>
+          <w:tcPr>
+            <w:tcW w:w="4366" w:type="dxa"/>
+            <w:tcBorders>
+              <w:top w:val="single" w:color="000000" w:themeColor="accent6" w:sz="6"/>
+              <w:left w:val="single" w:color="000000" w:themeColor="accent6" w:sz="6"/>
+              <w:bottom w:val="single" w:color="000000" w:themeColor="accent6" w:sz="6"/>
+              <w:right w:val="single" w:color="000000" w:themeColor="accent6" w:sz="6"/>
+            </w:tcBorders>
+            <w:tcMar>
+              <w:top w:w="80" w:type="dxa"/>
+              <w:left w:w="100" w:type="dxa"/>
+              <w:bottom w:w="80" w:type="dxa"/>
+              <w:right w:w="100" w:type="dxa"/>
+            </w:tcMar>
+            <w:vAlign w:val="top"/>
+          </w:tcPr>
+          <w:p>
+            <w:pPr>
+              <w:spacing w:after="200"/>
+            </w:pPr>
+            <w:r>
+              <w:t xml:space="preserve"/>
+            </w:r>
+          </w:p>
           <w:p>
             <w:pPr>
               <w:spacing w:before="200" w:after="40" w:line="260"/>
@@ -6504,7 +6771,7 @@
                 <w:sz w:val="22"/>
                 <w:szCs w:val="22"/>
               </w:rPr>
-              <w:t xml:space="preserve">Sana: 02.07.2026</w:t>
+              <w:t xml:space="preserve">Sana: 29.06.2026</w:t>
             </w:r>
           </w:p>
           <w:p>
@@ -6523,7 +6790,7 @@
                 <w:szCs w:val="22"/>
                 <w:lang w:val="en-US"/>
               </w:rPr>
-              <w:t xml:space="preserve">Jonli kuzatuv moduli: obyektlarni kadrlar orasida bog‘lash va sanash.</w:t>
+              <w:t xml:space="preserve">Ilova alohida yig‘ish bosqichisiz, statik fayllar ko‘rinishida ishlaydigan qilindi. Modellar ro‘yxati alohida manifest faylida saqlanadi, shunda yangi modelni joylashtirish uchun dastur kodini o‘zgartirish talab etilmaydi. Yuklanmagan model xatolik bilan to‘xtamay, mavjud emas deb ko‘rsatiladigan qilindi.</w:t>
             </w:r>
           </w:p>
           <w:p>
@@ -6541,7 +6808,7 @@
                 <w:sz w:val="22"/>
                 <w:szCs w:val="22"/>
               </w:rPr>
-              <w:t xml:space="preserve">Sana: 03.07.2026</w:t>
+              <w:t xml:space="preserve">Sana: 30.06.2026</w:t>
             </w:r>
           </w:p>
           <w:p>
@@ -6560,33 +6827,7 @@
                 <w:szCs w:val="22"/>
                 <w:lang w:val="en-US"/>
               </w:rPr>
-              <w:t xml:space="preserve">Modelsiz alanga va tutun aniqlash modulini o‘rganish.</w:t>
-            </w:r>
-          </w:p>
-        </w:tc>
-        <w:tc>
-          <w:tcPr>
-            <w:tcW w:w="4366" w:type="dxa"/>
-            <w:tcBorders>
-              <w:top w:val="single" w:color="000000" w:themeColor="accent6" w:sz="6"/>
-              <w:left w:val="single" w:color="000000" w:themeColor="accent6" w:sz="6"/>
-              <w:bottom w:val="single" w:color="000000" w:themeColor="accent6" w:sz="6"/>
-              <w:right w:val="single" w:color="000000" w:themeColor="accent6" w:sz="6"/>
-            </w:tcBorders>
-            <w:tcMar>
-              <w:top w:w="80" w:type="dxa"/>
-              <w:left w:w="100" w:type="dxa"/>
-              <w:bottom w:w="80" w:type="dxa"/>
-              <w:right w:w="100" w:type="dxa"/>
-            </w:tcMar>
-            <w:vAlign w:val="top"/>
-          </w:tcPr>
-          <w:p>
-            <w:pPr>
-              <w:spacing w:after="200"/>
-            </w:pPr>
-            <w:r>
-              <w:t xml:space="preserve"/>
+              <w:t xml:space="preserve">Klassifikator tasvirni turbina, quyosh paneli, olomon yoki yong‘in yo‘nalishlaridan biriga ajratadi va mos kelmaydigan tasvirni rad etadi. Aniqlangan nuqsonlar asosida jiddiylik balli hisoblanadi va natijalar sana, tasvirlar soni hamda model versiyalari ko‘rsatilgan bosma hisobotga chiqariladi.</w:t>
             </w:r>
           </w:p>
           <w:p>
@@ -6604,7 +6845,7 @@
                 <w:sz w:val="22"/>
                 <w:szCs w:val="22"/>
               </w:rPr>
-              <w:t xml:space="preserve">Sana: 29.06.2026</w:t>
+              <w:t xml:space="preserve">Sana: 01.07.2026</w:t>
             </w:r>
           </w:p>
           <w:p>
@@ -6623,9 +6864,68 @@
                 <w:szCs w:val="22"/>
                 <w:lang w:val="en-US"/>
               </w:rPr>
-              <w:t xml:space="preserve">Ilova alohida yig‘ish bosqichisiz, statik fayllar ko‘rinishida ishlaydigan qilindi. Modellar ro‘yxati alohida manifest faylida saqlanadi, shunda yangi modelni joylashtirish uchun dastur kodini o‘zgartirish talab etilmaydi. Yuklanmagan model xatolik bilan to‘xtamay, mavjud emas deb ko‘rsatiladigan qilindi.</w:t>
-            </w:r>
-          </w:p>
+              <w:t xml:space="preserve">Video kadrlarga ajratiladi, har bir kadr ravshanlik bo‘yicha baholanadi, takroriy kadrlar farq xeshi orqali chiqarib tashlanadi va bir necha ming kadrdan bir necha o‘nlab turlicha aniq kadr qoldiriladi. Modulning cheklovi hujjatlashtirildi: tanlov qamrov bo‘yicha amalga oshiriladi, shuning uchun faqat bitta xira kadrda ko‘ringan nuqson tushib qolishi mumkin.</w:t>
+            </w:r>
+          </w:p>
+        </w:tc>
+      </w:tr>
+      <w:tr>
+        <w:trPr/>
+        <w:tc>
+          <w:tcPr>
+            <w:tcW w:w="760" w:type="dxa"/>
+            <w:tcBorders>
+              <w:top w:val="single" w:color="000000" w:themeColor="accent6" w:sz="6"/>
+              <w:left w:val="single" w:color="000000" w:themeColor="accent6" w:sz="6"/>
+              <w:bottom w:val="single" w:color="000000" w:themeColor="accent6" w:sz="6"/>
+              <w:right w:val="single" w:color="000000" w:themeColor="accent6" w:sz="6"/>
+            </w:tcBorders>
+            <w:tcMar>
+              <w:top w:w="80" w:type="dxa"/>
+              <w:left w:w="100" w:type="dxa"/>
+              <w:bottom w:w="80" w:type="dxa"/>
+              <w:right w:w="100" w:type="dxa"/>
+            </w:tcMar>
+            <w:textDirection w:val="btLr"/>
+            <w:vAlign w:val="center"/>
+          </w:tcPr>
+          <w:p>
+            <w:pPr>
+              <w:spacing w:before="0" w:after="60" w:line="260" w:lineRule="auto"/>
+              <w:jc w:val="center"/>
+            </w:pPr>
+            <w:r>
+              <w:rPr>
+                <w:rFonts w:ascii="Calibri" w:hAnsi="Calibri" w:eastAsia="Calibri" w:cs="Calibri"/>
+                <w:b w:val="1"/>
+                <w:bCs w:val="1"/>
+                <w:i w:val="1"/>
+                <w:iCs w:val="1"/>
+                <w:sz w:val="20"/>
+                <w:szCs w:val="20"/>
+                <w:lang w:val="en-US"/>
+              </w:rPr>
+              <w:t xml:space="preserve">«29».06.2026 yildan «03».07.2026 yilga qadar.</w:t>
+            </w:r>
+          </w:p>
+        </w:tc>
+        <w:tc>
+          <w:tcPr>
+            <w:tcW w:w="3900" w:type="dxa"/>
+            <w:tcBorders>
+              <w:top w:val="single" w:color="000000" w:themeColor="accent6" w:sz="6"/>
+              <w:left w:val="single" w:color="000000" w:themeColor="accent6" w:sz="6"/>
+              <w:bottom w:val="single" w:color="000000" w:themeColor="accent6" w:sz="6"/>
+              <w:right w:val="single" w:color="000000" w:themeColor="accent6" w:sz="6"/>
+            </w:tcBorders>
+            <w:tcMar>
+              <w:top w:w="80" w:type="dxa"/>
+              <w:left w:w="100" w:type="dxa"/>
+              <w:bottom w:w="80" w:type="dxa"/>
+              <w:right w:w="100" w:type="dxa"/>
+            </w:tcMar>
+            <w:vAlign w:val="top"/>
+          </w:tcPr>
           <w:p>
             <w:pPr>
               <w:spacing w:before="200" w:after="40" w:line="260"/>
@@ -6641,7 +6941,7 @@
                 <w:sz w:val="22"/>
                 <w:szCs w:val="22"/>
               </w:rPr>
-              <w:t xml:space="preserve">Sana: 30.06.2026</w:t>
+              <w:t xml:space="preserve">Sana: 02.07.2026</w:t>
             </w:r>
           </w:p>
           <w:p>
@@ -6660,7 +6960,7 @@
                 <w:szCs w:val="22"/>
                 <w:lang w:val="en-US"/>
               </w:rPr>
-              <w:t xml:space="preserve">Klassifikator tasvirni turbina, quyosh paneli, olomon yoki yong‘in yo‘nalishlaridan biriga ajratadi va mos kelmaydigan tasvirni rad etadi. Aniqlangan nuqsonlar asosida jiddiylik balli hisoblanadi va natijalar sana, tasvirlar soni hamda model versiyalari ko‘rsatilgan bosma hisobotga chiqariladi.</w:t>
+              <w:t xml:space="preserve">Jonli kuzatuv moduli: obyektlarni kadrlar orasida bog‘lash va sanash.</w:t>
             </w:r>
           </w:p>
           <w:p>
@@ -6678,7 +6978,7 @@
                 <w:sz w:val="22"/>
                 <w:szCs w:val="22"/>
               </w:rPr>
-              <w:t xml:space="preserve">Sana: 01.07.2026</w:t>
+              <w:t xml:space="preserve">Sana: 03.07.2026</w:t>
             </w:r>
           </w:p>
           <w:p>
@@ -6697,7 +6997,33 @@
                 <w:szCs w:val="22"/>
                 <w:lang w:val="en-US"/>
               </w:rPr>
-              <w:t xml:space="preserve">Video kadrlarga ajratiladi, har bir kadr ravshanlik bo‘yicha baholanadi, takroriy kadrlar farq xeshi orqali chiqarib tashlanadi va bir necha ming kadrdan bir necha o‘nlab turlicha aniq kadr qoldiriladi. Modulning cheklovi hujjatlashtirildi: tanlov qamrov bo‘yicha amalga oshiriladi, shuning uchun faqat bitta xira kadrda ko‘ringan nuqson tushib qolishi mumkin.</w:t>
+              <w:t xml:space="preserve">Modelsiz alanga va tutun aniqlash modulini o‘rganish.</w:t>
+            </w:r>
+          </w:p>
+        </w:tc>
+        <w:tc>
+          <w:tcPr>
+            <w:tcW w:w="4366" w:type="dxa"/>
+            <w:tcBorders>
+              <w:top w:val="single" w:color="000000" w:themeColor="accent6" w:sz="6"/>
+              <w:left w:val="single" w:color="000000" w:themeColor="accent6" w:sz="6"/>
+              <w:bottom w:val="single" w:color="000000" w:themeColor="accent6" w:sz="6"/>
+              <w:right w:val="single" w:color="000000" w:themeColor="accent6" w:sz="6"/>
+            </w:tcBorders>
+            <w:tcMar>
+              <w:top w:w="80" w:type="dxa"/>
+              <w:left w:w="100" w:type="dxa"/>
+              <w:bottom w:w="80" w:type="dxa"/>
+              <w:right w:w="100" w:type="dxa"/>
+            </w:tcMar>
+            <w:vAlign w:val="top"/>
+          </w:tcPr>
+          <w:p>
+            <w:pPr>
+              <w:spacing w:after="200"/>
+            </w:pPr>
+            <w:r>
+              <w:t xml:space="preserve"/>
             </w:r>
           </w:p>
           <w:p>
@@ -6880,9 +7206,7 @@
         </w:tc>
       </w:tr>
       <w:tr>
-        <w:trPr>
-          <w:trHeight w:val="11700" w:hRule="atLeast"/>
-        </w:trPr>
+        <w:trPr/>
         <w:tc>
           <w:tcPr>
             <w:tcW w:w="4513" w:type="dxa"/>
@@ -7357,9 +7681,7 @@
         </w:tc>
       </w:tr>
       <w:tr>
-        <w:trPr>
-          <w:trHeight w:val="11700" w:hRule="atLeast"/>
-        </w:trPr>
+        <w:trPr/>
         <w:tc>
           <w:tcPr>
             <w:tcW w:w="760" w:type="dxa"/>
@@ -7527,6 +7849,32 @@
               <w:t xml:space="preserve">Xavfsizlik cheklovlarini o‘rganish hamda natijalarni o‘quv materiallariga aylantirish bo‘yicha muhokamalarda ishtirok etish.</w:t>
             </w:r>
           </w:p>
+        </w:tc>
+        <w:tc>
+          <w:tcPr>
+            <w:tcW w:w="4366" w:type="dxa"/>
+            <w:tcBorders>
+              <w:top w:val="single" w:color="000000" w:themeColor="accent6" w:sz="6"/>
+              <w:left w:val="single" w:color="000000" w:themeColor="accent6" w:sz="6"/>
+              <w:bottom w:val="single" w:color="000000" w:themeColor="accent6" w:sz="6"/>
+              <w:right w:val="single" w:color="000000" w:themeColor="accent6" w:sz="6"/>
+            </w:tcBorders>
+            <w:tcMar>
+              <w:top w:w="80" w:type="dxa"/>
+              <w:left w:w="100" w:type="dxa"/>
+              <w:bottom w:w="80" w:type="dxa"/>
+              <w:right w:w="100" w:type="dxa"/>
+            </w:tcMar>
+            <w:vAlign w:val="top"/>
+          </w:tcPr>
+          <w:p>
+            <w:pPr>
+              <w:spacing w:after="200"/>
+            </w:pPr>
+            <w:r>
+              <w:t xml:space="preserve"/>
+            </w:r>
+          </w:p>
           <w:p>
             <w:pPr>
               <w:spacing w:before="200" w:after="40" w:line="260"/>
@@ -7542,7 +7890,7 @@
                 <w:sz w:val="22"/>
                 <w:szCs w:val="22"/>
               </w:rPr>
-              <w:t xml:space="preserve">Sana: 08.07.2026</w:t>
+              <w:t xml:space="preserve">Sana: 06.07.2026</w:t>
             </w:r>
           </w:p>
           <w:p>
@@ -7561,33 +7909,7 @@
                 <w:szCs w:val="22"/>
                 <w:lang w:val="en-US"/>
               </w:rPr>
-              <w:t xml:space="preserve">Amaliyot natijalarini umumlashtirish va korxona rahbariga taqdim etish.</w:t>
-            </w:r>
-          </w:p>
-        </w:tc>
-        <w:tc>
-          <w:tcPr>
-            <w:tcW w:w="4366" w:type="dxa"/>
-            <w:tcBorders>
-              <w:top w:val="single" w:color="000000" w:themeColor="accent6" w:sz="6"/>
-              <w:left w:val="single" w:color="000000" w:themeColor="accent6" w:sz="6"/>
-              <w:bottom w:val="single" w:color="000000" w:themeColor="accent6" w:sz="6"/>
-              <w:right w:val="single" w:color="000000" w:themeColor="accent6" w:sz="6"/>
-            </w:tcBorders>
-            <w:tcMar>
-              <w:top w:w="80" w:type="dxa"/>
-              <w:left w:w="100" w:type="dxa"/>
-              <w:bottom w:w="80" w:type="dxa"/>
-              <w:right w:w="100" w:type="dxa"/>
-            </w:tcMar>
-            <w:vAlign w:val="top"/>
-          </w:tcPr>
-          <w:p>
-            <w:pPr>
-              <w:spacing w:after="200"/>
-            </w:pPr>
-            <w:r>
-              <w:t xml:space="preserve"/>
+              <w:t xml:space="preserve">Video oqimini turli manbalardan qabul qilish, tahlil natijasini planshetlarga uzatish va har bir kadrni hodisalar jurnaliga yozish tartibi o‘rganildi. Model tirikligini tekshirish vositasi ko‘rib chiqildi: u avval qora, oq, shovqinli va haqiqiy tasvirlarga bir xil javob qaytargan modelni aniqlab, uni ishlatishga qo‘ymagan edi. Uzluksiz integratsiya beshta ish oqimidan iborat ekanligi va testlar har bir o‘zgarishda avtomatik ishga tushishi ko‘rib chiqildi.</w:t>
             </w:r>
           </w:p>
           <w:p>
@@ -7605,7 +7927,7 @@
                 <w:sz w:val="22"/>
                 <w:szCs w:val="22"/>
               </w:rPr>
-              <w:t xml:space="preserve">Sana: 06.07.2026</w:t>
+              <w:t xml:space="preserve">Sana: 07.07.2026</w:t>
             </w:r>
           </w:p>
           <w:p>
@@ -7624,9 +7946,68 @@
                 <w:szCs w:val="22"/>
                 <w:lang w:val="en-US"/>
               </w:rPr>
-              <w:t xml:space="preserve">Video oqimini turli manbalardan qabul qilish, tahlil natijasini planshetlarga uzatish va har bir kadrni hodisalar jurnaliga yozish tartibi o‘rganildi. Model tirikligini tekshirish vositasi ko‘rib chiqildi: u avval qora, oq, shovqinli va haqiqiy tasvirlarga bir xil javob qaytargan modelni aniqlab, uni ishlatishga qo‘ymagan edi. Uzluksiz integratsiya beshta ish oqimidan iborat ekanligi va testlar har bir o‘zgarishda avtomatik ishga tushishi ko‘rib chiqildi.</w:t>
-            </w:r>
-          </w:p>
+              <w:t xml:space="preserve">Tizimning asosiy qoidasi o‘rganildi: model hech narsa topmagani hech qachon xavf yo‘q degan xulosa sifatida ko‘rsatilmaydi, chunki bo‘sh natija haqiqatan bo‘sh maydonni ham, modelning ko‘ra olmaganini ham bir xil ifodalaydi. Bu qoida matnlarni tekshiruvchi avtomatik test bilan mustahkamlangani ko‘rib chiqildi. Shu kuni dron ma’lumotlarini tahlil qilish mavzusi Classroom Pack o‘quv dasturiga alohida modul sifatida qo‘shilishi, trenerlarni tayyorlash dasturi va texnik xizmat modeli muhokama qilindi.</w:t>
+            </w:r>
+          </w:p>
+        </w:tc>
+      </w:tr>
+      <w:tr>
+        <w:trPr/>
+        <w:tc>
+          <w:tcPr>
+            <w:tcW w:w="760" w:type="dxa"/>
+            <w:tcBorders>
+              <w:top w:val="single" w:color="000000" w:themeColor="accent6" w:sz="6"/>
+              <w:left w:val="single" w:color="000000" w:themeColor="accent6" w:sz="6"/>
+              <w:bottom w:val="single" w:color="000000" w:themeColor="accent6" w:sz="6"/>
+              <w:right w:val="single" w:color="000000" w:themeColor="accent6" w:sz="6"/>
+            </w:tcBorders>
+            <w:tcMar>
+              <w:top w:w="80" w:type="dxa"/>
+              <w:left w:w="100" w:type="dxa"/>
+              <w:bottom w:w="80" w:type="dxa"/>
+              <w:right w:w="100" w:type="dxa"/>
+            </w:tcMar>
+            <w:textDirection w:val="btLr"/>
+            <w:vAlign w:val="center"/>
+          </w:tcPr>
+          <w:p>
+            <w:pPr>
+              <w:spacing w:before="0" w:after="60" w:line="260" w:lineRule="auto"/>
+              <w:jc w:val="center"/>
+            </w:pPr>
+            <w:r>
+              <w:rPr>
+                <w:rFonts w:ascii="Calibri" w:hAnsi="Calibri" w:eastAsia="Calibri" w:cs="Calibri"/>
+                <w:b w:val="1"/>
+                <w:bCs w:val="1"/>
+                <w:i w:val="1"/>
+                <w:iCs w:val="1"/>
+                <w:sz w:val="20"/>
+                <w:szCs w:val="20"/>
+                <w:lang w:val="en-US"/>
+              </w:rPr>
+              <w:t xml:space="preserve">«06».07.2026 yildan «08».07.2026 yilga qadar.</w:t>
+            </w:r>
+          </w:p>
+        </w:tc>
+        <w:tc>
+          <w:tcPr>
+            <w:tcW w:w="3900" w:type="dxa"/>
+            <w:tcBorders>
+              <w:top w:val="single" w:color="000000" w:themeColor="accent6" w:sz="6"/>
+              <w:left w:val="single" w:color="000000" w:themeColor="accent6" w:sz="6"/>
+              <w:bottom w:val="single" w:color="000000" w:themeColor="accent6" w:sz="6"/>
+              <w:right w:val="single" w:color="000000" w:themeColor="accent6" w:sz="6"/>
+            </w:tcBorders>
+            <w:tcMar>
+              <w:top w:w="80" w:type="dxa"/>
+              <w:left w:w="100" w:type="dxa"/>
+              <w:bottom w:w="80" w:type="dxa"/>
+              <w:right w:w="100" w:type="dxa"/>
+            </w:tcMar>
+            <w:vAlign w:val="top"/>
+          </w:tcPr>
           <w:p>
             <w:pPr>
               <w:spacing w:before="200" w:after="40" w:line="260"/>
@@ -7642,7 +8023,7 @@
                 <w:sz w:val="22"/>
                 <w:szCs w:val="22"/>
               </w:rPr>
-              <w:t xml:space="preserve">Sana: 07.07.2026</w:t>
+              <w:t xml:space="preserve">Sana: 08.07.2026</w:t>
             </w:r>
           </w:p>
           <w:p>
@@ -7661,7 +8042,33 @@
                 <w:szCs w:val="22"/>
                 <w:lang w:val="en-US"/>
               </w:rPr>
-              <w:t xml:space="preserve">Tizimning asosiy qoidasi o‘rganildi: model hech narsa topmagani hech qachon xavf yo‘q degan xulosa sifatida ko‘rsatilmaydi, chunki bo‘sh natija haqiqatan bo‘sh maydonni ham, modelning ko‘ra olmaganini ham bir xil ifodalaydi. Bu qoida matnlarni tekshiruvchi avtomatik test bilan mustahkamlangani ko‘rib chiqildi. Shu kuni dron ma’lumotlarini tahlil qilish mavzusi Classroom Pack o‘quv dasturiga alohida modul sifatida qo‘shilishi, trenerlarni tayyorlash dasturi va texnik xizmat modeli muhokama qilindi.</w:t>
+              <w:t xml:space="preserve">Amaliyot natijalarini umumlashtirish va korxona rahbariga taqdim etish.</w:t>
+            </w:r>
+          </w:p>
+        </w:tc>
+        <w:tc>
+          <w:tcPr>
+            <w:tcW w:w="4366" w:type="dxa"/>
+            <w:tcBorders>
+              <w:top w:val="single" w:color="000000" w:themeColor="accent6" w:sz="6"/>
+              <w:left w:val="single" w:color="000000" w:themeColor="accent6" w:sz="6"/>
+              <w:bottom w:val="single" w:color="000000" w:themeColor="accent6" w:sz="6"/>
+              <w:right w:val="single" w:color="000000" w:themeColor="accent6" w:sz="6"/>
+            </w:tcBorders>
+            <w:tcMar>
+              <w:top w:w="80" w:type="dxa"/>
+              <w:left w:w="100" w:type="dxa"/>
+              <w:bottom w:w="80" w:type="dxa"/>
+              <w:right w:w="100" w:type="dxa"/>
+            </w:tcMar>
+            <w:vAlign w:val="top"/>
+          </w:tcPr>
+          <w:p>
+            <w:pPr>
+              <w:spacing w:after="200"/>
+            </w:pPr>
+            <w:r>
+              <w:t xml:space="preserve"/>
             </w:r>
           </w:p>
           <w:p>
@@ -7807,9 +8214,7 @@
         </w:tc>
       </w:tr>
       <w:tr>
-        <w:trPr>
-          <w:trHeight w:val="11700" w:hRule="atLeast"/>
-        </w:trPr>
+        <w:trPr/>
         <w:tc>
           <w:tcPr>
             <w:tcW w:w="4513" w:type="dxa"/>

--- a/Kundalik_daftari_Jorayev_Akbar.docx
+++ b/Kundalik_daftari_Jorayev_Akbar.docx
@@ -350,7 +350,6 @@
                 <w:iCs w:val="0"/>
                 <w:sz w:val="22"/>
                 <w:szCs w:val="22"/>
-                <w:highlight w:val="yellow"/>
                 <w:lang w:val="en-US"/>
               </w:rPr>
             </w:pPr>
@@ -363,7 +362,6 @@
                 <w:iCs w:val="0"/>
                 <w:sz w:val="22"/>
                 <w:szCs w:val="22"/>
-                <w:highlight w:val="yellow"/>
                 <w:lang w:val="en-US"/>
               </w:rPr>
               <w:t xml:space="preserve">direktori, amaliyot rahbari</w:t>
@@ -383,7 +381,6 @@
                 <w:iCs w:val="0"/>
                 <w:sz w:val="22"/>
                 <w:szCs w:val="22"/>
-                <w:highlight w:val="yellow"/>
                 <w:lang w:val="en-US"/>
               </w:rPr>
               <w:t xml:space="preserve">M.M.Malikov</w:t>
